--- a/TP 1/GROUPE15_DialloMamadou_DiopPapaBoubacar/rapport/rapport_final.docx
+++ b/TP 1/GROUPE15_DialloMamadou_DiopPapaBoubacar/rapport/rapport_final.docx
@@ -101,7 +101,7 @@
         <w:pStyle w:val="Date"/>
       </w:pPr>
       <w:r>
-        <w:t xml:space="preserve">2026-03-18</w:t>
+        <w:t xml:space="preserve">2026-03-24</w:t>
       </w:r>
     </w:p>
     <w:sdt>
@@ -374,9 +374,45 @@
       </w:r>
       <w:r>
         <w:rPr>
-          <w:rStyle w:val="CommentTok"/>
-        </w:rPr>
-        <w:t xml:space="preserve"># data_2 &lt;- read_stata("../data/raw/secta_harvestw4.dta")</w:t>
+          <w:rStyle w:val="NormalTok"/>
+        </w:rPr>
+        <w:t xml:space="preserve">data_2 </w:t>
+      </w:r>
+      <w:r>
+        <w:rPr>
+          <w:rStyle w:val="OtherTok"/>
+        </w:rPr>
+        <w:t xml:space="preserve">&lt;-</w:t>
+      </w:r>
+      <w:r>
+        <w:rPr>
+          <w:rStyle w:val="NormalTok"/>
+        </w:rPr>
+        <w:t xml:space="preserve"> </w:t>
+      </w:r>
+      <w:r>
+        <w:rPr>
+          <w:rStyle w:val="FunctionTok"/>
+        </w:rPr>
+        <w:t xml:space="preserve">read_stata</w:t>
+      </w:r>
+      <w:r>
+        <w:rPr>
+          <w:rStyle w:val="NormalTok"/>
+        </w:rPr>
+        <w:t xml:space="preserve">(</w:t>
+      </w:r>
+      <w:r>
+        <w:rPr>
+          <w:rStyle w:val="StringTok"/>
+        </w:rPr>
+        <w:t xml:space="preserve">"../data/raw/secta_harvestw4.dta"</w:t>
+      </w:r>
+      <w:r>
+        <w:rPr>
+          <w:rStyle w:val="NormalTok"/>
+        </w:rPr>
+        <w:t xml:space="preserve">)</w:t>
       </w:r>
     </w:p>
     <w:bookmarkStart w:id="26" w:name="exploration-initiale-des-données"/>
@@ -665,6 +701,167 @@
         <w:t xml:space="preserve">Analyse univariée de l’âge des membres</w:t>
       </w:r>
     </w:p>
+    <w:p>
+      <w:pPr>
+        <w:pStyle w:val="SourceCode"/>
+      </w:pPr>
+      <w:r>
+        <w:rPr>
+          <w:rStyle w:val="NormalTok"/>
+        </w:rPr>
+        <w:t xml:space="preserve">data </w:t>
+      </w:r>
+      <w:r>
+        <w:rPr>
+          <w:rStyle w:val="OtherTok"/>
+        </w:rPr>
+        <w:t xml:space="preserve">&lt;-</w:t>
+      </w:r>
+      <w:r>
+        <w:rPr>
+          <w:rStyle w:val="NormalTok"/>
+        </w:rPr>
+        <w:t xml:space="preserve"> data </w:t>
+      </w:r>
+      <w:r>
+        <w:rPr>
+          <w:rStyle w:val="SpecialCharTok"/>
+        </w:rPr>
+        <w:t xml:space="preserve">%&gt;%</w:t>
+      </w:r>
+      <w:r>
+        <w:br/>
+      </w:r>
+      <w:r>
+        <w:rPr>
+          <w:rStyle w:val="NormalTok"/>
+        </w:rPr>
+        <w:t xml:space="preserve">  </w:t>
+      </w:r>
+      <w:r>
+        <w:rPr>
+          <w:rStyle w:val="FunctionTok"/>
+        </w:rPr>
+        <w:t xml:space="preserve">left_join</w:t>
+      </w:r>
+      <w:r>
+        <w:rPr>
+          <w:rStyle w:val="NormalTok"/>
+        </w:rPr>
+        <w:t xml:space="preserve">(data_2 </w:t>
+      </w:r>
+      <w:r>
+        <w:rPr>
+          <w:rStyle w:val="SpecialCharTok"/>
+        </w:rPr>
+        <w:t xml:space="preserve">%&gt;%</w:t>
+      </w:r>
+      <w:r>
+        <w:rPr>
+          <w:rStyle w:val="NormalTok"/>
+        </w:rPr>
+        <w:t xml:space="preserve"> </w:t>
+      </w:r>
+      <w:r>
+        <w:rPr>
+          <w:rStyle w:val="FunctionTok"/>
+        </w:rPr>
+        <w:t xml:space="preserve">select</w:t>
+      </w:r>
+      <w:r>
+        <w:rPr>
+          <w:rStyle w:val="NormalTok"/>
+        </w:rPr>
+        <w:t xml:space="preserve">(hhid, wt_wave4), </w:t>
+      </w:r>
+      <w:r>
+        <w:rPr>
+          <w:rStyle w:val="AttributeTok"/>
+        </w:rPr>
+        <w:t xml:space="preserve">by =</w:t>
+      </w:r>
+      <w:r>
+        <w:rPr>
+          <w:rStyle w:val="NormalTok"/>
+        </w:rPr>
+        <w:t xml:space="preserve"> </w:t>
+      </w:r>
+      <w:r>
+        <w:rPr>
+          <w:rStyle w:val="StringTok"/>
+        </w:rPr>
+        <w:t xml:space="preserve">"hhid"</w:t>
+      </w:r>
+      <w:r>
+        <w:rPr>
+          <w:rStyle w:val="NormalTok"/>
+        </w:rPr>
+        <w:t xml:space="preserve">)</w:t>
+      </w:r>
+      <w:r>
+        <w:br/>
+      </w:r>
+      <w:r>
+        <w:rPr>
+          <w:rStyle w:val="NormalTok"/>
+        </w:rPr>
+        <w:t xml:space="preserve">data </w:t>
+      </w:r>
+      <w:r>
+        <w:rPr>
+          <w:rStyle w:val="OtherTok"/>
+        </w:rPr>
+        <w:t xml:space="preserve">&lt;-</w:t>
+      </w:r>
+      <w:r>
+        <w:rPr>
+          <w:rStyle w:val="NormalTok"/>
+        </w:rPr>
+        <w:t xml:space="preserve"> data </w:t>
+      </w:r>
+      <w:r>
+        <w:rPr>
+          <w:rStyle w:val="SpecialCharTok"/>
+        </w:rPr>
+        <w:t xml:space="preserve">%&gt;%</w:t>
+      </w:r>
+      <w:r>
+        <w:rPr>
+          <w:rStyle w:val="NormalTok"/>
+        </w:rPr>
+        <w:t xml:space="preserve"> </w:t>
+      </w:r>
+      <w:r>
+        <w:rPr>
+          <w:rStyle w:val="FunctionTok"/>
+        </w:rPr>
+        <w:t xml:space="preserve">filter</w:t>
+      </w:r>
+      <w:r>
+        <w:rPr>
+          <w:rStyle w:val="NormalTok"/>
+        </w:rPr>
+        <w:t xml:space="preserve">(</w:t>
+      </w:r>
+      <w:r>
+        <w:rPr>
+          <w:rStyle w:val="SpecialCharTok"/>
+        </w:rPr>
+        <w:t xml:space="preserve">!</w:t>
+      </w:r>
+      <w:r>
+        <w:rPr>
+          <w:rStyle w:val="FunctionTok"/>
+        </w:rPr>
+        <w:t xml:space="preserve">is.na</w:t>
+      </w:r>
+      <w:r>
+        <w:rPr>
+          <w:rStyle w:val="NormalTok"/>
+        </w:rPr>
+        <w:t xml:space="preserve">(wt_wave4))</w:t>
+      </w:r>
+    </w:p>
     <w:bookmarkStart w:id="33" w:name="visualisations"/>
     <w:p>
       <w:pPr>
@@ -721,7 +918,19 @@
         <w:rPr>
           <w:rStyle w:val="NormalTok"/>
         </w:rPr>
-        <w:t xml:space="preserve"> s1q4)) </w:t>
+        <w:t xml:space="preserve"> s1q4, </w:t>
+      </w:r>
+      <w:r>
+        <w:rPr>
+          <w:rStyle w:val="AttributeTok"/>
+        </w:rPr>
+        <w:t xml:space="preserve">weight=</w:t>
+      </w:r>
+      <w:r>
+        <w:rPr>
+          <w:rStyle w:val="NormalTok"/>
+        </w:rPr>
+        <w:t xml:space="preserve">wt_wave4)) </w:t>
       </w:r>
       <w:r>
         <w:rPr>
@@ -1079,7 +1288,19 @@
         <w:rPr>
           <w:rStyle w:val="NormalTok"/>
         </w:rPr>
-        <w:t xml:space="preserve"> s1q4)) </w:t>
+        <w:t xml:space="preserve"> s1q4, </w:t>
+      </w:r>
+      <w:r>
+        <w:rPr>
+          <w:rStyle w:val="AttributeTok"/>
+        </w:rPr>
+        <w:t xml:space="preserve">weight=</w:t>
+      </w:r>
+      <w:r>
+        <w:rPr>
+          <w:rStyle w:val="NormalTok"/>
+        </w:rPr>
+        <w:t xml:space="preserve">wt_wave4)) </w:t>
       </w:r>
       <w:r>
         <w:rPr>
@@ -1327,6 +1548,156 @@
       </w:pPr>
       <w:r>
         <w:rPr>
+          <w:rStyle w:val="FunctionTok"/>
+        </w:rPr>
+        <w:t xml:space="preserve">library</w:t>
+      </w:r>
+      <w:r>
+        <w:rPr>
+          <w:rStyle w:val="NormalTok"/>
+        </w:rPr>
+        <w:t xml:space="preserve">(survey)</w:t>
+      </w:r>
+      <w:r>
+        <w:br/>
+      </w:r>
+      <w:r>
+        <w:br/>
+      </w:r>
+      <w:r>
+        <w:rPr>
+          <w:rStyle w:val="NormalTok"/>
+        </w:rPr>
+        <w:t xml:space="preserve">design </w:t>
+      </w:r>
+      <w:r>
+        <w:rPr>
+          <w:rStyle w:val="OtherTok"/>
+        </w:rPr>
+        <w:t xml:space="preserve">&lt;-</w:t>
+      </w:r>
+      <w:r>
+        <w:rPr>
+          <w:rStyle w:val="NormalTok"/>
+        </w:rPr>
+        <w:t xml:space="preserve"> </w:t>
+      </w:r>
+      <w:r>
+        <w:rPr>
+          <w:rStyle w:val="FunctionTok"/>
+        </w:rPr>
+        <w:t xml:space="preserve">svydesign</w:t>
+      </w:r>
+      <w:r>
+        <w:rPr>
+          <w:rStyle w:val="NormalTok"/>
+        </w:rPr>
+        <w:t xml:space="preserve">(</w:t>
+      </w:r>
+      <w:r>
+        <w:br/>
+      </w:r>
+      <w:r>
+        <w:rPr>
+          <w:rStyle w:val="NormalTok"/>
+        </w:rPr>
+        <w:t xml:space="preserve">  </w:t>
+      </w:r>
+      <w:r>
+        <w:rPr>
+          <w:rStyle w:val="AttributeTok"/>
+        </w:rPr>
+        <w:t xml:space="preserve">ids =</w:t>
+      </w:r>
+      <w:r>
+        <w:rPr>
+          <w:rStyle w:val="NormalTok"/>
+        </w:rPr>
+        <w:t xml:space="preserve"> </w:t>
+      </w:r>
+      <w:r>
+        <w:rPr>
+          <w:rStyle w:val="SpecialCharTok"/>
+        </w:rPr>
+        <w:t xml:space="preserve">~</w:t>
+      </w:r>
+      <w:r>
+        <w:rPr>
+          <w:rStyle w:val="NormalTok"/>
+        </w:rPr>
+        <w:t xml:space="preserve">hhid,          </w:t>
+      </w:r>
+      <w:r>
+        <w:br/>
+      </w:r>
+      <w:r>
+        <w:rPr>
+          <w:rStyle w:val="NormalTok"/>
+        </w:rPr>
+        <w:t xml:space="preserve">  </w:t>
+      </w:r>
+      <w:r>
+        <w:rPr>
+          <w:rStyle w:val="AttributeTok"/>
+        </w:rPr>
+        <w:t xml:space="preserve">weights =</w:t>
+      </w:r>
+      <w:r>
+        <w:rPr>
+          <w:rStyle w:val="NormalTok"/>
+        </w:rPr>
+        <w:t xml:space="preserve"> </w:t>
+      </w:r>
+      <w:r>
+        <w:rPr>
+          <w:rStyle w:val="SpecialCharTok"/>
+        </w:rPr>
+        <w:t xml:space="preserve">~</w:t>
+      </w:r>
+      <w:r>
+        <w:rPr>
+          <w:rStyle w:val="NormalTok"/>
+        </w:rPr>
+        <w:t xml:space="preserve">wt_wave4,</w:t>
+      </w:r>
+      <w:r>
+        <w:br/>
+      </w:r>
+      <w:r>
+        <w:rPr>
+          <w:rStyle w:val="NormalTok"/>
+        </w:rPr>
+        <w:t xml:space="preserve">  </w:t>
+      </w:r>
+      <w:r>
+        <w:rPr>
+          <w:rStyle w:val="AttributeTok"/>
+        </w:rPr>
+        <w:t xml:space="preserve">data =</w:t>
+      </w:r>
+      <w:r>
+        <w:rPr>
+          <w:rStyle w:val="NormalTok"/>
+        </w:rPr>
+        <w:t xml:space="preserve"> data</w:t>
+      </w:r>
+      <w:r>
+        <w:br/>
+      </w:r>
+      <w:r>
+        <w:rPr>
+          <w:rStyle w:val="NormalTok"/>
+        </w:rPr>
+        <w:t xml:space="preserve">)</w:t>
+      </w:r>
+      <w:r>
+        <w:br/>
+      </w:r>
+      <w:r>
+        <w:br/>
+      </w:r>
+      <w:r>
+        <w:rPr>
           <w:rStyle w:val="NormalTok"/>
         </w:rPr>
         <w:t xml:space="preserve">stat_desc_age </w:t>
@@ -1341,7 +1712,7 @@
         <w:rPr>
           <w:rStyle w:val="NormalTok"/>
         </w:rPr>
-        <w:t xml:space="preserve"> data </w:t>
+        <w:t xml:space="preserve"> design </w:t>
       </w:r>
       <w:r>
         <w:rPr>
@@ -1350,12 +1721,6 @@
         <w:t xml:space="preserve">%&gt;%</w:t>
       </w:r>
       <w:r>
-        <w:rPr>
-          <w:rStyle w:val="NormalTok"/>
-        </w:rPr>
-        <w:t xml:space="preserve"> </w:t>
-      </w:r>
-      <w:r>
         <w:br/>
       </w:r>
       <w:r>
@@ -1368,34 +1733,130 @@
         <w:rPr>
           <w:rStyle w:val="FunctionTok"/>
         </w:rPr>
-        <w:t xml:space="preserve">select</w:t>
-      </w:r>
-      <w:r>
-        <w:rPr>
-          <w:rStyle w:val="NormalTok"/>
-        </w:rPr>
-        <w:t xml:space="preserve">(s1q4) </w:t>
+        <w:t xml:space="preserve">tbl_svysummary</w:t>
+      </w:r>
+      <w:r>
+        <w:rPr>
+          <w:rStyle w:val="NormalTok"/>
+        </w:rPr>
+        <w:t xml:space="preserve">(</w:t>
+      </w:r>
+      <w:r>
+        <w:br/>
+      </w:r>
+      <w:r>
+        <w:rPr>
+          <w:rStyle w:val="NormalTok"/>
+        </w:rPr>
+        <w:t xml:space="preserve">    </w:t>
+      </w:r>
+      <w:r>
+        <w:rPr>
+          <w:rStyle w:val="AttributeTok"/>
+        </w:rPr>
+        <w:t xml:space="preserve">include =</w:t>
+      </w:r>
+      <w:r>
+        <w:rPr>
+          <w:rStyle w:val="NormalTok"/>
+        </w:rPr>
+        <w:t xml:space="preserve"> s1q4,</w:t>
+      </w:r>
+      <w:r>
+        <w:br/>
+      </w:r>
+      <w:r>
+        <w:rPr>
+          <w:rStyle w:val="NormalTok"/>
+        </w:rPr>
+        <w:t xml:space="preserve">    </w:t>
+      </w:r>
+      <w:r>
+        <w:rPr>
+          <w:rStyle w:val="AttributeTok"/>
+        </w:rPr>
+        <w:t xml:space="preserve">type =</w:t>
+      </w:r>
+      <w:r>
+        <w:rPr>
+          <w:rStyle w:val="NormalTok"/>
+        </w:rPr>
+        <w:t xml:space="preserve"> s1q4 </w:t>
       </w:r>
       <w:r>
         <w:rPr>
           <w:rStyle w:val="SpecialCharTok"/>
         </w:rPr>
-        <w:t xml:space="preserve">%&gt;%</w:t>
-      </w:r>
-      <w:r>
-        <w:br/>
-      </w:r>
-      <w:r>
-        <w:rPr>
-          <w:rStyle w:val="NormalTok"/>
-        </w:rPr>
-        <w:t xml:space="preserve">  </w:t>
-      </w:r>
-      <w:r>
-        <w:rPr>
-          <w:rStyle w:val="FunctionTok"/>
-        </w:rPr>
-        <w:t xml:space="preserve">tbl_summary</w:t>
+        <w:t xml:space="preserve">~</w:t>
+      </w:r>
+      <w:r>
+        <w:rPr>
+          <w:rStyle w:val="NormalTok"/>
+        </w:rPr>
+        <w:t xml:space="preserve"> </w:t>
+      </w:r>
+      <w:r>
+        <w:rPr>
+          <w:rStyle w:val="StringTok"/>
+        </w:rPr>
+        <w:t xml:space="preserve">"continuous2"</w:t>
+      </w:r>
+      <w:r>
+        <w:rPr>
+          <w:rStyle w:val="NormalTok"/>
+        </w:rPr>
+        <w:t xml:space="preserve">,</w:t>
+      </w:r>
+      <w:r>
+        <w:br/>
+      </w:r>
+      <w:r>
+        <w:rPr>
+          <w:rStyle w:val="NormalTok"/>
+        </w:rPr>
+        <w:t xml:space="preserve">    </w:t>
+      </w:r>
+      <w:r>
+        <w:rPr>
+          <w:rStyle w:val="AttributeTok"/>
+        </w:rPr>
+        <w:t xml:space="preserve">statistic =</w:t>
+      </w:r>
+      <w:r>
+        <w:rPr>
+          <w:rStyle w:val="NormalTok"/>
+        </w:rPr>
+        <w:t xml:space="preserve"> </w:t>
+      </w:r>
+      <w:r>
+        <w:rPr>
+          <w:rStyle w:val="FunctionTok"/>
+        </w:rPr>
+        <w:t xml:space="preserve">all_continuous</w:t>
+      </w:r>
+      <w:r>
+        <w:rPr>
+          <w:rStyle w:val="NormalTok"/>
+        </w:rPr>
+        <w:t xml:space="preserve">() </w:t>
+      </w:r>
+      <w:r>
+        <w:rPr>
+          <w:rStyle w:val="SpecialCharTok"/>
+        </w:rPr>
+        <w:t xml:space="preserve">~</w:t>
+      </w:r>
+      <w:r>
+        <w:rPr>
+          <w:rStyle w:val="NormalTok"/>
+        </w:rPr>
+        <w:t xml:space="preserve"> </w:t>
+      </w:r>
+      <w:r>
+        <w:rPr>
+          <w:rStyle w:val="FunctionTok"/>
+        </w:rPr>
+        <w:t xml:space="preserve">c</w:t>
       </w:r>
       <w:r>
         <w:rPr>
@@ -1404,6 +1865,54 @@
         <w:t xml:space="preserve">(</w:t>
       </w:r>
       <w:r>
+        <w:rPr>
+          <w:rStyle w:val="StringTok"/>
+        </w:rPr>
+        <w:t xml:space="preserve">"{mean}"</w:t>
+      </w:r>
+      <w:r>
+        <w:rPr>
+          <w:rStyle w:val="NormalTok"/>
+        </w:rPr>
+        <w:t xml:space="preserve">, </w:t>
+      </w:r>
+      <w:r>
+        <w:rPr>
+          <w:rStyle w:val="StringTok"/>
+        </w:rPr>
+        <w:t xml:space="preserve">"{median}"</w:t>
+      </w:r>
+      <w:r>
+        <w:rPr>
+          <w:rStyle w:val="NormalTok"/>
+        </w:rPr>
+        <w:t xml:space="preserve">, </w:t>
+      </w:r>
+      <w:r>
+        <w:rPr>
+          <w:rStyle w:val="StringTok"/>
+        </w:rPr>
+        <w:t xml:space="preserve">"{p25}"</w:t>
+      </w:r>
+      <w:r>
+        <w:rPr>
+          <w:rStyle w:val="NormalTok"/>
+        </w:rPr>
+        <w:t xml:space="preserve">, </w:t>
+      </w:r>
+      <w:r>
+        <w:rPr>
+          <w:rStyle w:val="StringTok"/>
+        </w:rPr>
+        <w:t xml:space="preserve">"{p75}"</w:t>
+      </w:r>
+      <w:r>
+        <w:rPr>
+          <w:rStyle w:val="NormalTok"/>
+        </w:rPr>
+        <w:t xml:space="preserve">),</w:t>
+      </w:r>
+      <w:r>
         <w:br/>
       </w:r>
       <w:r>
@@ -1416,7 +1925,7 @@
         <w:rPr>
           <w:rStyle w:val="AttributeTok"/>
         </w:rPr>
-        <w:t xml:space="preserve">type =</w:t>
+        <w:t xml:space="preserve">label =</w:t>
       </w:r>
       <w:r>
         <w:rPr>
@@ -1440,156 +1949,6 @@
         <w:rPr>
           <w:rStyle w:val="StringTok"/>
         </w:rPr>
-        <w:t xml:space="preserve">"continuous2"</w:t>
-      </w:r>
-      <w:r>
-        <w:rPr>
-          <w:rStyle w:val="NormalTok"/>
-        </w:rPr>
-        <w:t xml:space="preserve">,</w:t>
-      </w:r>
-      <w:r>
-        <w:br/>
-      </w:r>
-      <w:r>
-        <w:rPr>
-          <w:rStyle w:val="NormalTok"/>
-        </w:rPr>
-        <w:t xml:space="preserve">    </w:t>
-      </w:r>
-      <w:r>
-        <w:rPr>
-          <w:rStyle w:val="AttributeTok"/>
-        </w:rPr>
-        <w:t xml:space="preserve">statistic =</w:t>
-      </w:r>
-      <w:r>
-        <w:rPr>
-          <w:rStyle w:val="NormalTok"/>
-        </w:rPr>
-        <w:t xml:space="preserve"> </w:t>
-      </w:r>
-      <w:r>
-        <w:rPr>
-          <w:rStyle w:val="FunctionTok"/>
-        </w:rPr>
-        <w:t xml:space="preserve">all_continuous</w:t>
-      </w:r>
-      <w:r>
-        <w:rPr>
-          <w:rStyle w:val="NormalTok"/>
-        </w:rPr>
-        <w:t xml:space="preserve">() </w:t>
-      </w:r>
-      <w:r>
-        <w:rPr>
-          <w:rStyle w:val="SpecialCharTok"/>
-        </w:rPr>
-        <w:t xml:space="preserve">~</w:t>
-      </w:r>
-      <w:r>
-        <w:rPr>
-          <w:rStyle w:val="NormalTok"/>
-        </w:rPr>
-        <w:t xml:space="preserve"> </w:t>
-      </w:r>
-      <w:r>
-        <w:rPr>
-          <w:rStyle w:val="FunctionTok"/>
-        </w:rPr>
-        <w:t xml:space="preserve">c</w:t>
-      </w:r>
-      <w:r>
-        <w:rPr>
-          <w:rStyle w:val="NormalTok"/>
-        </w:rPr>
-        <w:t xml:space="preserve">(</w:t>
-      </w:r>
-      <w:r>
-        <w:rPr>
-          <w:rStyle w:val="StringTok"/>
-        </w:rPr>
-        <w:t xml:space="preserve">"{mean}"</w:t>
-      </w:r>
-      <w:r>
-        <w:rPr>
-          <w:rStyle w:val="NormalTok"/>
-        </w:rPr>
-        <w:t xml:space="preserve">, </w:t>
-      </w:r>
-      <w:r>
-        <w:rPr>
-          <w:rStyle w:val="StringTok"/>
-        </w:rPr>
-        <w:t xml:space="preserve">"{median}"</w:t>
-      </w:r>
-      <w:r>
-        <w:rPr>
-          <w:rStyle w:val="NormalTok"/>
-        </w:rPr>
-        <w:t xml:space="preserve">, </w:t>
-      </w:r>
-      <w:r>
-        <w:rPr>
-          <w:rStyle w:val="StringTok"/>
-        </w:rPr>
-        <w:t xml:space="preserve">"{p25}"</w:t>
-      </w:r>
-      <w:r>
-        <w:rPr>
-          <w:rStyle w:val="NormalTok"/>
-        </w:rPr>
-        <w:t xml:space="preserve">, </w:t>
-      </w:r>
-      <w:r>
-        <w:rPr>
-          <w:rStyle w:val="StringTok"/>
-        </w:rPr>
-        <w:t xml:space="preserve">"{p75}"</w:t>
-      </w:r>
-      <w:r>
-        <w:rPr>
-          <w:rStyle w:val="NormalTok"/>
-        </w:rPr>
-        <w:t xml:space="preserve">),</w:t>
-      </w:r>
-      <w:r>
-        <w:br/>
-      </w:r>
-      <w:r>
-        <w:rPr>
-          <w:rStyle w:val="NormalTok"/>
-        </w:rPr>
-        <w:t xml:space="preserve">    </w:t>
-      </w:r>
-      <w:r>
-        <w:rPr>
-          <w:rStyle w:val="AttributeTok"/>
-        </w:rPr>
-        <w:t xml:space="preserve">label =</w:t>
-      </w:r>
-      <w:r>
-        <w:rPr>
-          <w:rStyle w:val="NormalTok"/>
-        </w:rPr>
-        <w:t xml:space="preserve"> s1q4 </w:t>
-      </w:r>
-      <w:r>
-        <w:rPr>
-          <w:rStyle w:val="SpecialCharTok"/>
-        </w:rPr>
-        <w:t xml:space="preserve">~</w:t>
-      </w:r>
-      <w:r>
-        <w:rPr>
-          <w:rStyle w:val="NormalTok"/>
-        </w:rPr>
-        <w:t xml:space="preserve"> </w:t>
-      </w:r>
-      <w:r>
-        <w:rPr>
-          <w:rStyle w:val="StringTok"/>
-        </w:rPr>
         <w:t xml:space="preserve">"Âge"</w:t>
       </w:r>
       <w:r>
@@ -1600,6 +1959,9 @@
           <w:rStyle w:val="NormalTok"/>
         </w:rPr>
         <w:t xml:space="preserve">  )</w:t>
+      </w:r>
+      <w:r>
+        <w:br/>
       </w:r>
       <w:r>
         <w:br/>
@@ -1672,7 +2034,7 @@
                 <w:rFonts w:ascii="Calibri" w:hAnsi="Calibri"/>
                 <w:sz w:val="20"/>
               </w:rPr>
-              <w:t xml:space="preserve">N = 30,337</w:t>
+              <w:t xml:space="preserve">N = 166,414,422</w:t>
             </w:r>
           </w:p>
         </w:tc>
@@ -1778,7 +2140,7 @@
                 <w:rFonts w:ascii="Calibri" w:hAnsi="Calibri"/>
                 <w:sz w:val="20"/>
               </w:rPr>
-              <w:t xml:space="default">24</w:t>
+              <w:t xml:space="default">23</w:t>
             </w:r>
           </w:p>
         </w:tc>
@@ -1831,7 +2193,7 @@
                 <w:rFonts w:ascii="Calibri" w:hAnsi="Calibri"/>
                 <w:sz w:val="20"/>
               </w:rPr>
-              <w:t xml:space="default">18</w:t>
+              <w:t xml:space="default">17</w:t>
             </w:r>
           </w:p>
         </w:tc>
@@ -1937,7 +2299,7 @@
                 <w:rFonts w:ascii="Calibri" w:hAnsi="Calibri"/>
                 <w:sz w:val="20"/>
               </w:rPr>
-              <w:t xml:space="default">36</w:t>
+              <w:t xml:space="default">35</w:t>
             </w:r>
           </w:p>
         </w:tc>
@@ -1990,7 +2352,7 @@
                 <w:rFonts w:ascii="Calibri" w:hAnsi="Calibri"/>
                 <w:sz w:val="20"/>
               </w:rPr>
-              <w:t xml:space="default">3,780</w:t>
+              <w:t xml:space="default">17,397,484</w:t>
             </w:r>
           </w:p>
         </w:tc>
@@ -2001,7 +2363,7 @@
         <w:pStyle w:val="FirstParagraph"/>
       </w:pPr>
       <w:r>
-        <w:t xml:space="preserve">L’âge moyen des individus de l’échantillon est de 24 ans. Cette statistique étant sensible aux valeurs extrêmes, l’âge médian constitue une alternative plus robuste à ces valeurs extrêmes. L’âge médian dans l’échantillon est de 18 ans. Et seulement 25% ont un âge supérieur à 36ans.</w:t>
+        <w:t xml:space="preserve">L’âge moyen des individus dans la population est de 23 ans. Cette statistique étant sensible aux valeurs extrêmes, l’âge médian constitue une alternative plus robuste à ces valeurs extrêmes. L’âge médian dans la population est de 17 ans. Et seulement 25% ont un âge supérieur à 35ans.</w:t>
       </w:r>
       <w:r>
         <w:t xml:space="preserve"> </w:t>
@@ -2138,7 +2500,7 @@
         <w:rPr>
           <w:rStyle w:val="VerbatimChar"/>
         </w:rPr>
-        <w:t xml:space="preserve">## X-squared = 4503.7, df = 2, p-value &lt; 2.2e-16</w:t>
+        <w:t xml:space="preserve">## X-squared = 4500.3, df = 2, p-value &lt; 2.2e-16</w:t>
       </w:r>
     </w:p>
     <w:p>
@@ -2485,7 +2847,19 @@
         <w:rPr>
           <w:rStyle w:val="NormalTok"/>
         </w:rPr>
-        <w:t xml:space="preserve"> s1q2) </w:t>
+        <w:t xml:space="preserve"> s1q2, </w:t>
+      </w:r>
+      <w:r>
+        <w:rPr>
+          <w:rStyle w:val="AttributeTok"/>
+        </w:rPr>
+        <w:t xml:space="preserve">poids =</w:t>
+      </w:r>
+      <w:r>
+        <w:rPr>
+          <w:rStyle w:val="NormalTok"/>
+        </w:rPr>
+        <w:t xml:space="preserve"> wt_wave4) </w:t>
       </w:r>
       <w:r>
         <w:rPr>
@@ -2554,12 +2928,30 @@
         <w:rPr>
           <w:rStyle w:val="NormalTok"/>
         </w:rPr>
-        <w:t xml:space="preserve">(sexe)) </w:t>
+        <w:t xml:space="preserve">(sexe), </w:t>
       </w:r>
       <w:r>
         <w:rPr>
           <w:rStyle w:val="SpecialCharTok"/>
         </w:rPr>
+        <w:t xml:space="preserve">!</w:t>
+      </w:r>
+      <w:r>
+        <w:rPr>
+          <w:rStyle w:val="FunctionTok"/>
+        </w:rPr>
+        <w:t xml:space="preserve">is.na</w:t>
+      </w:r>
+      <w:r>
+        <w:rPr>
+          <w:rStyle w:val="NormalTok"/>
+        </w:rPr>
+        <w:t xml:space="preserve">(poids)) </w:t>
+      </w:r>
+      <w:r>
+        <w:rPr>
+          <w:rStyle w:val="SpecialCharTok"/>
+        </w:rPr>
         <w:t xml:space="preserve">%&gt;%</w:t>
       </w:r>
       <w:r>
@@ -2590,9 +2982,57 @@
         <w:t xml:space="preserve">(</w:t>
       </w:r>
       <w:r>
+        <w:br/>
+      </w:r>
+      <w:r>
+        <w:rPr>
+          <w:rStyle w:val="NormalTok"/>
+        </w:rPr>
+        <w:t xml:space="preserve">    </w:t>
+      </w:r>
+      <w:r>
         <w:rPr>
           <w:rStyle w:val="AttributeTok"/>
         </w:rPr>
+        <w:t xml:space="preserve">sexe =</w:t>
+      </w:r>
+      <w:r>
+        <w:rPr>
+          <w:rStyle w:val="NormalTok"/>
+        </w:rPr>
+        <w:t xml:space="preserve"> </w:t>
+      </w:r>
+      <w:r>
+        <w:rPr>
+          <w:rStyle w:val="FunctionTok"/>
+        </w:rPr>
+        <w:t xml:space="preserve">as_factor</w:t>
+      </w:r>
+      <w:r>
+        <w:rPr>
+          <w:rStyle w:val="NormalTok"/>
+        </w:rPr>
+        <w:t xml:space="preserve">(sexe),   </w:t>
+      </w:r>
+      <w:r>
+        <w:rPr>
+          <w:rStyle w:val="CommentTok"/>
+        </w:rPr>
+        <w:t xml:space="preserve"># 🔥 correction clé</w:t>
+      </w:r>
+      <w:r>
+        <w:br/>
+      </w:r>
+      <w:r>
+        <w:rPr>
+          <w:rStyle w:val="NormalTok"/>
+        </w:rPr>
+        <w:t xml:space="preserve">    </w:t>
+      </w:r>
+      <w:r>
+        <w:rPr>
+          <w:rStyle w:val="AttributeTok"/>
+        </w:rPr>
         <w:t xml:space="preserve">age_group =</w:t>
       </w:r>
       <w:r>
@@ -2683,19 +3123,328 @@
         <w:rPr>
           <w:rStyle w:val="NormalTok"/>
         </w:rPr>
-        <w:t xml:space="preserve">)))</w:t>
-      </w:r>
-      <w:r>
-        <w:br/>
-      </w:r>
-      <w:r>
-        <w:br/>
-      </w:r>
-      <w:r>
-        <w:rPr>
-          <w:rStyle w:val="FunctionTok"/>
-        </w:rPr>
-        <w:t xml:space="preserve">age_pyramid</w:t>
+        <w:t xml:space="preserve">))</w:t>
+      </w:r>
+      <w:r>
+        <w:br/>
+      </w:r>
+      <w:r>
+        <w:rPr>
+          <w:rStyle w:val="NormalTok"/>
+        </w:rPr>
+        <w:t xml:space="preserve">  ) </w:t>
+      </w:r>
+      <w:r>
+        <w:rPr>
+          <w:rStyle w:val="SpecialCharTok"/>
+        </w:rPr>
+        <w:t xml:space="preserve">%&gt;%</w:t>
+      </w:r>
+      <w:r>
+        <w:br/>
+      </w:r>
+      <w:r>
+        <w:rPr>
+          <w:rStyle w:val="NormalTok"/>
+        </w:rPr>
+        <w:t xml:space="preserve">  </w:t>
+      </w:r>
+      <w:r>
+        <w:rPr>
+          <w:rStyle w:val="FunctionTok"/>
+        </w:rPr>
+        <w:t xml:space="preserve">group_by</w:t>
+      </w:r>
+      <w:r>
+        <w:rPr>
+          <w:rStyle w:val="NormalTok"/>
+        </w:rPr>
+        <w:t xml:space="preserve">(age_group, sexe) </w:t>
+      </w:r>
+      <w:r>
+        <w:rPr>
+          <w:rStyle w:val="SpecialCharTok"/>
+        </w:rPr>
+        <w:t xml:space="preserve">%&gt;%</w:t>
+      </w:r>
+      <w:r>
+        <w:br/>
+      </w:r>
+      <w:r>
+        <w:rPr>
+          <w:rStyle w:val="NormalTok"/>
+        </w:rPr>
+        <w:t xml:space="preserve">  </w:t>
+      </w:r>
+      <w:r>
+        <w:rPr>
+          <w:rStyle w:val="FunctionTok"/>
+        </w:rPr>
+        <w:t xml:space="preserve">summarise</w:t>
+      </w:r>
+      <w:r>
+        <w:rPr>
+          <w:rStyle w:val="NormalTok"/>
+        </w:rPr>
+        <w:t xml:space="preserve">(</w:t>
+      </w:r>
+      <w:r>
+        <w:rPr>
+          <w:rStyle w:val="AttributeTok"/>
+        </w:rPr>
+        <w:t xml:space="preserve">pop =</w:t>
+      </w:r>
+      <w:r>
+        <w:rPr>
+          <w:rStyle w:val="NormalTok"/>
+        </w:rPr>
+        <w:t xml:space="preserve"> </w:t>
+      </w:r>
+      <w:r>
+        <w:rPr>
+          <w:rStyle w:val="FunctionTok"/>
+        </w:rPr>
+        <w:t xml:space="preserve">sum</w:t>
+      </w:r>
+      <w:r>
+        <w:rPr>
+          <w:rStyle w:val="NormalTok"/>
+        </w:rPr>
+        <w:t xml:space="preserve">(poids), </w:t>
+      </w:r>
+      <w:r>
+        <w:rPr>
+          <w:rStyle w:val="AttributeTok"/>
+        </w:rPr>
+        <w:t xml:space="preserve">.groups =</w:t>
+      </w:r>
+      <w:r>
+        <w:rPr>
+          <w:rStyle w:val="NormalTok"/>
+        </w:rPr>
+        <w:t xml:space="preserve"> </w:t>
+      </w:r>
+      <w:r>
+        <w:rPr>
+          <w:rStyle w:val="StringTok"/>
+        </w:rPr>
+        <w:t xml:space="preserve">"drop"</w:t>
+      </w:r>
+      <w:r>
+        <w:rPr>
+          <w:rStyle w:val="NormalTok"/>
+        </w:rPr>
+        <w:t xml:space="preserve">) </w:t>
+      </w:r>
+      <w:r>
+        <w:rPr>
+          <w:rStyle w:val="SpecialCharTok"/>
+        </w:rPr>
+        <w:t xml:space="preserve">%&gt;%</w:t>
+      </w:r>
+      <w:r>
+        <w:br/>
+      </w:r>
+      <w:r>
+        <w:rPr>
+          <w:rStyle w:val="NormalTok"/>
+        </w:rPr>
+        <w:t xml:space="preserve">  </w:t>
+      </w:r>
+      <w:r>
+        <w:rPr>
+          <w:rStyle w:val="FunctionTok"/>
+        </w:rPr>
+        <w:t xml:space="preserve">mutate</w:t>
+      </w:r>
+      <w:r>
+        <w:rPr>
+          <w:rStyle w:val="NormalTok"/>
+        </w:rPr>
+        <w:t xml:space="preserve">(</w:t>
+      </w:r>
+      <w:r>
+        <w:rPr>
+          <w:rStyle w:val="AttributeTok"/>
+        </w:rPr>
+        <w:t xml:space="preserve">pop =</w:t>
+      </w:r>
+      <w:r>
+        <w:rPr>
+          <w:rStyle w:val="NormalTok"/>
+        </w:rPr>
+        <w:t xml:space="preserve"> </w:t>
+      </w:r>
+      <w:r>
+        <w:rPr>
+          <w:rStyle w:val="FunctionTok"/>
+        </w:rPr>
+        <w:t xml:space="preserve">ifelse</w:t>
+      </w:r>
+      <w:r>
+        <w:rPr>
+          <w:rStyle w:val="NormalTok"/>
+        </w:rPr>
+        <w:t xml:space="preserve">(sexe </w:t>
+      </w:r>
+      <w:r>
+        <w:rPr>
+          <w:rStyle w:val="SpecialCharTok"/>
+        </w:rPr>
+        <w:t xml:space="preserve">==</w:t>
+      </w:r>
+      <w:r>
+        <w:rPr>
+          <w:rStyle w:val="NormalTok"/>
+        </w:rPr>
+        <w:t xml:space="preserve"> </w:t>
+      </w:r>
+      <w:r>
+        <w:rPr>
+          <w:rStyle w:val="StringTok"/>
+        </w:rPr>
+        <w:t xml:space="preserve">"Homme"</w:t>
+      </w:r>
+      <w:r>
+        <w:rPr>
+          <w:rStyle w:val="NormalTok"/>
+        </w:rPr>
+        <w:t xml:space="preserve">, </w:t>
+      </w:r>
+      <w:r>
+        <w:rPr>
+          <w:rStyle w:val="SpecialCharTok"/>
+        </w:rPr>
+        <w:t xml:space="preserve">-</w:t>
+      </w:r>
+      <w:r>
+        <w:rPr>
+          <w:rStyle w:val="NormalTok"/>
+        </w:rPr>
+        <w:t xml:space="preserve">pop, pop))</w:t>
+      </w:r>
+      <w:r>
+        <w:br/>
+      </w:r>
+      <w:r>
+        <w:br/>
+      </w:r>
+      <w:r>
+        <w:rPr>
+          <w:rStyle w:val="NormalTok"/>
+        </w:rPr>
+        <w:t xml:space="preserve">data_pyramid </w:t>
+      </w:r>
+      <w:r>
+        <w:rPr>
+          <w:rStyle w:val="OtherTok"/>
+        </w:rPr>
+        <w:t xml:space="preserve">&lt;-</w:t>
+      </w:r>
+      <w:r>
+        <w:rPr>
+          <w:rStyle w:val="NormalTok"/>
+        </w:rPr>
+        <w:t xml:space="preserve"> data_pyramid </w:t>
+      </w:r>
+      <w:r>
+        <w:rPr>
+          <w:rStyle w:val="SpecialCharTok"/>
+        </w:rPr>
+        <w:t xml:space="preserve">%&gt;%</w:t>
+      </w:r>
+      <w:r>
+        <w:br/>
+      </w:r>
+      <w:r>
+        <w:rPr>
+          <w:rStyle w:val="NormalTok"/>
+        </w:rPr>
+        <w:t xml:space="preserve">  </w:t>
+      </w:r>
+      <w:r>
+        <w:rPr>
+          <w:rStyle w:val="FunctionTok"/>
+        </w:rPr>
+        <w:t xml:space="preserve">mutate</w:t>
+      </w:r>
+      <w:r>
+        <w:rPr>
+          <w:rStyle w:val="NormalTok"/>
+        </w:rPr>
+        <w:t xml:space="preserve">(</w:t>
+      </w:r>
+      <w:r>
+        <w:rPr>
+          <w:rStyle w:val="AttributeTok"/>
+        </w:rPr>
+        <w:t xml:space="preserve">pop =</w:t>
+      </w:r>
+      <w:r>
+        <w:rPr>
+          <w:rStyle w:val="NormalTok"/>
+        </w:rPr>
+        <w:t xml:space="preserve"> </w:t>
+      </w:r>
+      <w:r>
+        <w:rPr>
+          <w:rStyle w:val="FunctionTok"/>
+        </w:rPr>
+        <w:t xml:space="preserve">ifelse</w:t>
+      </w:r>
+      <w:r>
+        <w:rPr>
+          <w:rStyle w:val="NormalTok"/>
+        </w:rPr>
+        <w:t xml:space="preserve">(sexe </w:t>
+      </w:r>
+      <w:r>
+        <w:rPr>
+          <w:rStyle w:val="SpecialCharTok"/>
+        </w:rPr>
+        <w:t xml:space="preserve">==</w:t>
+      </w:r>
+      <w:r>
+        <w:rPr>
+          <w:rStyle w:val="NormalTok"/>
+        </w:rPr>
+        <w:t xml:space="preserve"> </w:t>
+      </w:r>
+      <w:r>
+        <w:rPr>
+          <w:rStyle w:val="DecValTok"/>
+        </w:rPr>
+        <w:t xml:space="preserve">1</w:t>
+      </w:r>
+      <w:r>
+        <w:rPr>
+          <w:rStyle w:val="NormalTok"/>
+        </w:rPr>
+        <w:t xml:space="preserve">, </w:t>
+      </w:r>
+      <w:r>
+        <w:rPr>
+          <w:rStyle w:val="SpecialCharTok"/>
+        </w:rPr>
+        <w:t xml:space="preserve">-</w:t>
+      </w:r>
+      <w:r>
+        <w:rPr>
+          <w:rStyle w:val="NormalTok"/>
+        </w:rPr>
+        <w:t xml:space="preserve">pop, pop)) </w:t>
+      </w:r>
+      <w:r>
+        <w:br/>
+      </w:r>
+      <w:r>
+        <w:br/>
+      </w:r>
+      <w:r>
+        <w:rPr>
+          <w:rStyle w:val="FunctionTok"/>
+        </w:rPr>
+        <w:t xml:space="preserve">ggplot</w:t>
       </w:r>
       <w:r>
         <w:rPr>
@@ -2705,9 +3454,21 @@
       </w:r>
       <w:r>
         <w:rPr>
+          <w:rStyle w:val="FunctionTok"/>
+        </w:rPr>
+        <w:t xml:space="preserve">aes</w:t>
+      </w:r>
+      <w:r>
+        <w:rPr>
+          <w:rStyle w:val="NormalTok"/>
+        </w:rPr>
+        <w:t xml:space="preserve">(</w:t>
+      </w:r>
+      <w:r>
+        <w:rPr>
           <w:rStyle w:val="AttributeTok"/>
         </w:rPr>
-        <w:t xml:space="preserve">age_group =</w:t>
+        <w:t xml:space="preserve">x =</w:t>
       </w:r>
       <w:r>
         <w:rPr>
@@ -2719,13 +3480,25 @@
         <w:rPr>
           <w:rStyle w:val="AttributeTok"/>
         </w:rPr>
-        <w:t xml:space="preserve">split_by =</w:t>
-      </w:r>
-      <w:r>
-        <w:rPr>
-          <w:rStyle w:val="NormalTok"/>
-        </w:rPr>
-        <w:t xml:space="preserve"> sexe) </w:t>
+        <w:t xml:space="preserve">y =</w:t>
+      </w:r>
+      <w:r>
+        <w:rPr>
+          <w:rStyle w:val="NormalTok"/>
+        </w:rPr>
+        <w:t xml:space="preserve"> pop, </w:t>
+      </w:r>
+      <w:r>
+        <w:rPr>
+          <w:rStyle w:val="AttributeTok"/>
+        </w:rPr>
+        <w:t xml:space="preserve">fill =</w:t>
+      </w:r>
+      <w:r>
+        <w:rPr>
+          <w:rStyle w:val="NormalTok"/>
+        </w:rPr>
+        <w:t xml:space="preserve"> sexe)) </w:t>
       </w:r>
       <w:r>
         <w:rPr>
@@ -2746,6 +3519,84 @@
         <w:rPr>
           <w:rStyle w:val="FunctionTok"/>
         </w:rPr>
+        <w:t xml:space="preserve">geom_bar</w:t>
+      </w:r>
+      <w:r>
+        <w:rPr>
+          <w:rStyle w:val="NormalTok"/>
+        </w:rPr>
+        <w:t xml:space="preserve">(</w:t>
+      </w:r>
+      <w:r>
+        <w:rPr>
+          <w:rStyle w:val="AttributeTok"/>
+        </w:rPr>
+        <w:t xml:space="preserve">stat =</w:t>
+      </w:r>
+      <w:r>
+        <w:rPr>
+          <w:rStyle w:val="NormalTok"/>
+        </w:rPr>
+        <w:t xml:space="preserve"> </w:t>
+      </w:r>
+      <w:r>
+        <w:rPr>
+          <w:rStyle w:val="StringTok"/>
+        </w:rPr>
+        <w:t xml:space="preserve">"identity"</w:t>
+      </w:r>
+      <w:r>
+        <w:rPr>
+          <w:rStyle w:val="NormalTok"/>
+        </w:rPr>
+        <w:t xml:space="preserve">) </w:t>
+      </w:r>
+      <w:r>
+        <w:rPr>
+          <w:rStyle w:val="SpecialCharTok"/>
+        </w:rPr>
+        <w:t xml:space="preserve">+</w:t>
+      </w:r>
+      <w:r>
+        <w:br/>
+      </w:r>
+      <w:r>
+        <w:rPr>
+          <w:rStyle w:val="NormalTok"/>
+        </w:rPr>
+        <w:t xml:space="preserve">  </w:t>
+      </w:r>
+      <w:r>
+        <w:rPr>
+          <w:rStyle w:val="FunctionTok"/>
+        </w:rPr>
+        <w:t xml:space="preserve">coord_flip</w:t>
+      </w:r>
+      <w:r>
+        <w:rPr>
+          <w:rStyle w:val="NormalTok"/>
+        </w:rPr>
+        <w:t xml:space="preserve">() </w:t>
+      </w:r>
+      <w:r>
+        <w:rPr>
+          <w:rStyle w:val="SpecialCharTok"/>
+        </w:rPr>
+        <w:t xml:space="preserve">+</w:t>
+      </w:r>
+      <w:r>
+        <w:br/>
+      </w:r>
+      <w:r>
+        <w:rPr>
+          <w:rStyle w:val="NormalTok"/>
+        </w:rPr>
+        <w:t xml:space="preserve">  </w:t>
+      </w:r>
+      <w:r>
+        <w:rPr>
+          <w:rStyle w:val="FunctionTok"/>
+        </w:rPr>
         <w:t xml:space="preserve">labs</w:t>
       </w:r>
       <w:r>
@@ -2755,6 +3606,15 @@
         <w:t xml:space="preserve">(</w:t>
       </w:r>
       <w:r>
+        <w:br/>
+      </w:r>
+      <w:r>
+        <w:rPr>
+          <w:rStyle w:val="NormalTok"/>
+        </w:rPr>
+        <w:t xml:space="preserve">    </w:t>
+      </w:r>
+      <w:r>
         <w:rPr>
           <w:rStyle w:val="AttributeTok"/>
         </w:rPr>
@@ -2770,13 +3630,121 @@
         <w:rPr>
           <w:rStyle w:val="StringTok"/>
         </w:rPr>
-        <w:t xml:space="preserve">"Pyramide des âges"</w:t>
-      </w:r>
-      <w:r>
-        <w:rPr>
-          <w:rStyle w:val="NormalTok"/>
-        </w:rPr>
-        <w:t xml:space="preserve">) </w:t>
+        <w:t xml:space="preserve">"Pyramide des âges (pondérée)"</w:t>
+      </w:r>
+      <w:r>
+        <w:rPr>
+          <w:rStyle w:val="NormalTok"/>
+        </w:rPr>
+        <w:t xml:space="preserve">,</w:t>
+      </w:r>
+      <w:r>
+        <w:br/>
+      </w:r>
+      <w:r>
+        <w:rPr>
+          <w:rStyle w:val="NormalTok"/>
+        </w:rPr>
+        <w:t xml:space="preserve">    </w:t>
+      </w:r>
+      <w:r>
+        <w:rPr>
+          <w:rStyle w:val="AttributeTok"/>
+        </w:rPr>
+        <w:t xml:space="preserve">x =</w:t>
+      </w:r>
+      <w:r>
+        <w:rPr>
+          <w:rStyle w:val="NormalTok"/>
+        </w:rPr>
+        <w:t xml:space="preserve"> </w:t>
+      </w:r>
+      <w:r>
+        <w:rPr>
+          <w:rStyle w:val="StringTok"/>
+        </w:rPr>
+        <w:t xml:space="preserve">"Groupe d'âge"</w:t>
+      </w:r>
+      <w:r>
+        <w:rPr>
+          <w:rStyle w:val="NormalTok"/>
+        </w:rPr>
+        <w:t xml:space="preserve">,</w:t>
+      </w:r>
+      <w:r>
+        <w:br/>
+      </w:r>
+      <w:r>
+        <w:rPr>
+          <w:rStyle w:val="NormalTok"/>
+        </w:rPr>
+        <w:t xml:space="preserve">    </w:t>
+      </w:r>
+      <w:r>
+        <w:rPr>
+          <w:rStyle w:val="AttributeTok"/>
+        </w:rPr>
+        <w:t xml:space="preserve">y =</w:t>
+      </w:r>
+      <w:r>
+        <w:rPr>
+          <w:rStyle w:val="NormalTok"/>
+        </w:rPr>
+        <w:t xml:space="preserve"> </w:t>
+      </w:r>
+      <w:r>
+        <w:rPr>
+          <w:rStyle w:val="StringTok"/>
+        </w:rPr>
+        <w:t xml:space="preserve">"Population"</w:t>
+      </w:r>
+      <w:r>
+        <w:br/>
+      </w:r>
+      <w:r>
+        <w:rPr>
+          <w:rStyle w:val="NormalTok"/>
+        </w:rPr>
+        <w:t xml:space="preserve">  ) </w:t>
+      </w:r>
+      <w:r>
+        <w:rPr>
+          <w:rStyle w:val="SpecialCharTok"/>
+        </w:rPr>
+        <w:t xml:space="preserve">+</w:t>
+      </w:r>
+      <w:r>
+        <w:br/>
+      </w:r>
+      <w:r>
+        <w:rPr>
+          <w:rStyle w:val="NormalTok"/>
+        </w:rPr>
+        <w:t xml:space="preserve">  </w:t>
+      </w:r>
+      <w:r>
+        <w:rPr>
+          <w:rStyle w:val="FunctionTok"/>
+        </w:rPr>
+        <w:t xml:space="preserve">scale_y_continuous</w:t>
+      </w:r>
+      <w:r>
+        <w:rPr>
+          <w:rStyle w:val="NormalTok"/>
+        </w:rPr>
+        <w:t xml:space="preserve">(</w:t>
+      </w:r>
+      <w:r>
+        <w:rPr>
+          <w:rStyle w:val="AttributeTok"/>
+        </w:rPr>
+        <w:t xml:space="preserve">labels =</w:t>
+      </w:r>
+      <w:r>
+        <w:rPr>
+          <w:rStyle w:val="NormalTok"/>
+        </w:rPr>
+        <w:t xml:space="preserve"> abs) </w:t>
       </w:r>
       <w:r>
         <w:rPr>
@@ -2930,7 +3898,160 @@
         <w:rPr>
           <w:rStyle w:val="FunctionTok"/>
         </w:rPr>
-        <w:t xml:space="preserve">count</w:t>
+        <w:t xml:space="preserve">select</w:t>
+      </w:r>
+      <w:r>
+        <w:rPr>
+          <w:rStyle w:val="NormalTok"/>
+        </w:rPr>
+        <w:t xml:space="preserve">(s1q3, </w:t>
+      </w:r>
+      <w:r>
+        <w:rPr>
+          <w:rStyle w:val="AttributeTok"/>
+        </w:rPr>
+        <w:t xml:space="preserve">poids =</w:t>
+      </w:r>
+      <w:r>
+        <w:rPr>
+          <w:rStyle w:val="NormalTok"/>
+        </w:rPr>
+        <w:t xml:space="preserve"> wt_wave4) </w:t>
+      </w:r>
+      <w:r>
+        <w:rPr>
+          <w:rStyle w:val="SpecialCharTok"/>
+        </w:rPr>
+        <w:t xml:space="preserve">%&gt;%</w:t>
+      </w:r>
+      <w:r>
+        <w:br/>
+      </w:r>
+      <w:r>
+        <w:rPr>
+          <w:rStyle w:val="NormalTok"/>
+        </w:rPr>
+        <w:t xml:space="preserve">  </w:t>
+      </w:r>
+      <w:r>
+        <w:rPr>
+          <w:rStyle w:val="FunctionTok"/>
+        </w:rPr>
+        <w:t xml:space="preserve">filter</w:t>
+      </w:r>
+      <w:r>
+        <w:rPr>
+          <w:rStyle w:val="NormalTok"/>
+        </w:rPr>
+        <w:t xml:space="preserve">(</w:t>
+      </w:r>
+      <w:r>
+        <w:rPr>
+          <w:rStyle w:val="SpecialCharTok"/>
+        </w:rPr>
+        <w:t xml:space="preserve">!</w:t>
+      </w:r>
+      <w:r>
+        <w:rPr>
+          <w:rStyle w:val="FunctionTok"/>
+        </w:rPr>
+        <w:t xml:space="preserve">is.na</w:t>
+      </w:r>
+      <w:r>
+        <w:rPr>
+          <w:rStyle w:val="NormalTok"/>
+        </w:rPr>
+        <w:t xml:space="preserve">(s1q3), </w:t>
+      </w:r>
+      <w:r>
+        <w:rPr>
+          <w:rStyle w:val="SpecialCharTok"/>
+        </w:rPr>
+        <w:t xml:space="preserve">!</w:t>
+      </w:r>
+      <w:r>
+        <w:rPr>
+          <w:rStyle w:val="FunctionTok"/>
+        </w:rPr>
+        <w:t xml:space="preserve">is.na</w:t>
+      </w:r>
+      <w:r>
+        <w:rPr>
+          <w:rStyle w:val="NormalTok"/>
+        </w:rPr>
+        <w:t xml:space="preserve">(poids)) </w:t>
+      </w:r>
+      <w:r>
+        <w:rPr>
+          <w:rStyle w:val="SpecialCharTok"/>
+        </w:rPr>
+        <w:t xml:space="preserve">%&gt;%</w:t>
+      </w:r>
+      <w:r>
+        <w:br/>
+      </w:r>
+      <w:r>
+        <w:rPr>
+          <w:rStyle w:val="NormalTok"/>
+        </w:rPr>
+        <w:t xml:space="preserve">  </w:t>
+      </w:r>
+      <w:r>
+        <w:rPr>
+          <w:rStyle w:val="FunctionTok"/>
+        </w:rPr>
+        <w:t xml:space="preserve">mutate</w:t>
+      </w:r>
+      <w:r>
+        <w:rPr>
+          <w:rStyle w:val="NormalTok"/>
+        </w:rPr>
+        <w:t xml:space="preserve">(</w:t>
+      </w:r>
+      <w:r>
+        <w:rPr>
+          <w:rStyle w:val="AttributeTok"/>
+        </w:rPr>
+        <w:t xml:space="preserve">s1q3 =</w:t>
+      </w:r>
+      <w:r>
+        <w:rPr>
+          <w:rStyle w:val="NormalTok"/>
+        </w:rPr>
+        <w:t xml:space="preserve"> </w:t>
+      </w:r>
+      <w:r>
+        <w:rPr>
+          <w:rStyle w:val="FunctionTok"/>
+        </w:rPr>
+        <w:t xml:space="preserve">as_factor</w:t>
+      </w:r>
+      <w:r>
+        <w:rPr>
+          <w:rStyle w:val="NormalTok"/>
+        </w:rPr>
+        <w:t xml:space="preserve">(s1q3)) </w:t>
+      </w:r>
+      <w:r>
+        <w:rPr>
+          <w:rStyle w:val="SpecialCharTok"/>
+        </w:rPr>
+        <w:t xml:space="preserve">%&gt;%</w:t>
+      </w:r>
+      <w:r>
+        <w:br/>
+      </w:r>
+      <w:r>
+        <w:rPr>
+          <w:rStyle w:val="NormalTok"/>
+        </w:rPr>
+        <w:t xml:space="preserve">  </w:t>
+      </w:r>
+      <w:r>
+        <w:rPr>
+          <w:rStyle w:val="FunctionTok"/>
+        </w:rPr>
+        <w:t xml:space="preserve">group_by</w:t>
       </w:r>
       <w:r>
         <w:rPr>
@@ -2957,6 +4078,81 @@
         <w:rPr>
           <w:rStyle w:val="FunctionTok"/>
         </w:rPr>
+        <w:t xml:space="preserve">summarise</w:t>
+      </w:r>
+      <w:r>
+        <w:rPr>
+          <w:rStyle w:val="NormalTok"/>
+        </w:rPr>
+        <w:t xml:space="preserve">(</w:t>
+      </w:r>
+      <w:r>
+        <w:rPr>
+          <w:rStyle w:val="AttributeTok"/>
+        </w:rPr>
+        <w:t xml:space="preserve">n =</w:t>
+      </w:r>
+      <w:r>
+        <w:rPr>
+          <w:rStyle w:val="NormalTok"/>
+        </w:rPr>
+        <w:t xml:space="preserve"> </w:t>
+      </w:r>
+      <w:r>
+        <w:rPr>
+          <w:rStyle w:val="FunctionTok"/>
+        </w:rPr>
+        <w:t xml:space="preserve">sum</w:t>
+      </w:r>
+      <w:r>
+        <w:rPr>
+          <w:rStyle w:val="NormalTok"/>
+        </w:rPr>
+        <w:t xml:space="preserve">(poids), </w:t>
+      </w:r>
+      <w:r>
+        <w:rPr>
+          <w:rStyle w:val="AttributeTok"/>
+        </w:rPr>
+        <w:t xml:space="preserve">.groups =</w:t>
+      </w:r>
+      <w:r>
+        <w:rPr>
+          <w:rStyle w:val="NormalTok"/>
+        </w:rPr>
+        <w:t xml:space="preserve"> </w:t>
+      </w:r>
+      <w:r>
+        <w:rPr>
+          <w:rStyle w:val="StringTok"/>
+        </w:rPr>
+        <w:t xml:space="preserve">"drop"</w:t>
+      </w:r>
+      <w:r>
+        <w:rPr>
+          <w:rStyle w:val="NormalTok"/>
+        </w:rPr>
+        <w:t xml:space="preserve">) </w:t>
+      </w:r>
+      <w:r>
+        <w:rPr>
+          <w:rStyle w:val="SpecialCharTok"/>
+        </w:rPr>
+        <w:t xml:space="preserve">%&gt;%</w:t>
+      </w:r>
+      <w:r>
+        <w:br/>
+      </w:r>
+      <w:r>
+        <w:rPr>
+          <w:rStyle w:val="NormalTok"/>
+        </w:rPr>
+        <w:t xml:space="preserve">  </w:t>
+      </w:r>
+      <w:r>
+        <w:rPr>
+          <w:rStyle w:val="FunctionTok"/>
+        </w:rPr>
         <w:t xml:space="preserve">arrange</w:t>
       </w:r>
       <w:r>
@@ -2984,12 +4180,6 @@
         <w:t xml:space="preserve">%&gt;%</w:t>
       </w:r>
       <w:r>
-        <w:rPr>
-          <w:rStyle w:val="NormalTok"/>
-        </w:rPr>
-        <w:t xml:space="preserve"> </w:t>
-      </w:r>
-      <w:r>
         <w:br/>
       </w:r>
       <w:r>
@@ -3056,19 +4246,58 @@
         <w:rPr>
           <w:rStyle w:val="NormalTok"/>
         </w:rPr>
+        <w:t xml:space="preserve">(s1q3, n))) </w:t>
+      </w:r>
+      <w:r>
+        <w:rPr>
+          <w:rStyle w:val="SpecialCharTok"/>
+        </w:rPr>
+        <w:t xml:space="preserve">+</w:t>
+      </w:r>
+      <w:r>
+        <w:br/>
+      </w:r>
+      <w:r>
+        <w:rPr>
+          <w:rStyle w:val="NormalTok"/>
+        </w:rPr>
+        <w:t xml:space="preserve">  </w:t>
+      </w:r>
+      <w:r>
+        <w:rPr>
+          <w:rStyle w:val="FunctionTok"/>
+        </w:rPr>
+        <w:t xml:space="preserve">geom_col</w:t>
+      </w:r>
+      <w:r>
+        <w:rPr>
+          <w:rStyle w:val="NormalTok"/>
+        </w:rPr>
         <w:t xml:space="preserve">(</w:t>
       </w:r>
       <w:r>
         <w:rPr>
-          <w:rStyle w:val="FunctionTok"/>
-        </w:rPr>
-        <w:t xml:space="preserve">as_factor</w:t>
-      </w:r>
-      <w:r>
-        <w:rPr>
-          <w:rStyle w:val="NormalTok"/>
-        </w:rPr>
-        <w:t xml:space="preserve">(s1q3), n))) </w:t>
+          <w:rStyle w:val="AttributeTok"/>
+        </w:rPr>
+        <w:t xml:space="preserve">fill =</w:t>
+      </w:r>
+      <w:r>
+        <w:rPr>
+          <w:rStyle w:val="NormalTok"/>
+        </w:rPr>
+        <w:t xml:space="preserve"> </w:t>
+      </w:r>
+      <w:r>
+        <w:rPr>
+          <w:rStyle w:val="StringTok"/>
+        </w:rPr>
+        <w:t xml:space="preserve">"darkblue"</w:t>
+      </w:r>
+      <w:r>
+        <w:rPr>
+          <w:rStyle w:val="NormalTok"/>
+        </w:rPr>
+        <w:t xml:space="preserve">) </w:t>
       </w:r>
       <w:r>
         <w:rPr>
@@ -3077,6 +4306,9 @@
         <w:t xml:space="preserve">+</w:t>
       </w:r>
       <w:r>
+        <w:br/>
+      </w:r>
+      <w:r>
         <w:rPr>
           <w:rStyle w:val="NormalTok"/>
         </w:rPr>
@@ -3084,24 +4316,9 @@
       </w:r>
       <w:r>
         <w:rPr>
-          <w:rStyle w:val="CommentTok"/>
-        </w:rPr>
-        <w:t xml:space="preserve"># conversion temporaire</w:t>
-      </w:r>
-      <w:r>
-        <w:br/>
-      </w:r>
-      <w:r>
-        <w:rPr>
-          <w:rStyle w:val="NormalTok"/>
-        </w:rPr>
-        <w:t xml:space="preserve">  </w:t>
-      </w:r>
-      <w:r>
-        <w:rPr>
-          <w:rStyle w:val="FunctionTok"/>
-        </w:rPr>
-        <w:t xml:space="preserve">geom_col</w:t>
+          <w:rStyle w:val="FunctionTok"/>
+        </w:rPr>
+        <w:t xml:space="preserve">labs</w:t>
       </w:r>
       <w:r>
         <w:rPr>
@@ -3110,10 +4327,19 @@
         <w:t xml:space="preserve">(</w:t>
       </w:r>
       <w:r>
+        <w:br/>
+      </w:r>
+      <w:r>
+        <w:rPr>
+          <w:rStyle w:val="NormalTok"/>
+        </w:rPr>
+        <w:t xml:space="preserve">    </w:t>
+      </w:r>
+      <w:r>
         <w:rPr>
           <w:rStyle w:val="AttributeTok"/>
         </w:rPr>
-        <w:t xml:space="preserve">fill =</w:t>
+        <w:t xml:space="preserve">title =</w:t>
       </w:r>
       <w:r>
         <w:rPr>
@@ -3125,40 +4351,13 @@
         <w:rPr>
           <w:rStyle w:val="StringTok"/>
         </w:rPr>
-        <w:t xml:space="preserve">"darkblue"</w:t>
-      </w:r>
-      <w:r>
-        <w:rPr>
-          <w:rStyle w:val="NormalTok"/>
-        </w:rPr>
-        <w:t xml:space="preserve">) </w:t>
-      </w:r>
-      <w:r>
-        <w:rPr>
-          <w:rStyle w:val="SpecialCharTok"/>
-        </w:rPr>
-        <w:t xml:space="preserve">+</w:t>
-      </w:r>
-      <w:r>
-        <w:br/>
-      </w:r>
-      <w:r>
-        <w:rPr>
-          <w:rStyle w:val="NormalTok"/>
-        </w:rPr>
-        <w:t xml:space="preserve">  </w:t>
-      </w:r>
-      <w:r>
-        <w:rPr>
-          <w:rStyle w:val="FunctionTok"/>
-        </w:rPr>
-        <w:t xml:space="preserve">labs</w:t>
-      </w:r>
-      <w:r>
-        <w:rPr>
-          <w:rStyle w:val="NormalTok"/>
-        </w:rPr>
-        <w:t xml:space="preserve">(</w:t>
+        <w:t xml:space="preserve">"Fréquence des liens de parenté (pondérée)"</w:t>
+      </w:r>
+      <w:r>
+        <w:rPr>
+          <w:rStyle w:val="NormalTok"/>
+        </w:rPr>
+        <w:t xml:space="preserve">,</w:t>
       </w:r>
       <w:r>
         <w:br/>
@@ -3173,7 +4372,7 @@
         <w:rPr>
           <w:rStyle w:val="AttributeTok"/>
         </w:rPr>
-        <w:t xml:space="preserve">title =</w:t>
+        <w:t xml:space="preserve">x =</w:t>
       </w:r>
       <w:r>
         <w:rPr>
@@ -3185,40 +4384,7 @@
         <w:rPr>
           <w:rStyle w:val="StringTok"/>
         </w:rPr>
-        <w:t xml:space="preserve">"Fréquence des liens de parenté"</w:t>
-      </w:r>
-      <w:r>
-        <w:rPr>
-          <w:rStyle w:val="NormalTok"/>
-        </w:rPr>
-        <w:t xml:space="preserve">,</w:t>
-      </w:r>
-      <w:r>
-        <w:br/>
-      </w:r>
-      <w:r>
-        <w:rPr>
-          <w:rStyle w:val="NormalTok"/>
-        </w:rPr>
-        <w:t xml:space="preserve">    </w:t>
-      </w:r>
-      <w:r>
-        <w:rPr>
-          <w:rStyle w:val="AttributeTok"/>
-        </w:rPr>
-        <w:t xml:space="preserve">x =</w:t>
-      </w:r>
-      <w:r>
-        <w:rPr>
-          <w:rStyle w:val="NormalTok"/>
-        </w:rPr>
-        <w:t xml:space="preserve"> </w:t>
-      </w:r>
-      <w:r>
-        <w:rPr>
-          <w:rStyle w:val="StringTok"/>
-        </w:rPr>
-        <w:t xml:space="preserve">"Fréquence"</w:t>
+        <w:t xml:space="preserve">"Effectif pondéré"</w:t>
       </w:r>
       <w:r>
         <w:rPr>
@@ -3342,7 +4508,7 @@
         <w:pStyle w:val="BodyText"/>
       </w:pPr>
       <w:r>
-        <w:t xml:space="preserve">Ce graphique ci-dessus nous montre les effectifs par lien de parenté avec le chef de ménage des différents individus de l’échantillon. On constate que les individus qui sont enfants uniques du chef de ménage représente la part la plus importante. A l’opposé, les individus qui sont de la belle famille comptent parmi les effectifs les plus faibles.</w:t>
+        <w:t xml:space="preserve">Ce graphique ci-dessus nous montre les effectifs par lien de parenté avec le chef de ménage des différents individus de l’échantillon. On constate que les individus qui sont enfants du chef de ménage représente la part la plus importante. A l’opposé, les individus qui sont de la belle famille comptent parmi les effectifs les plus faibles.</w:t>
       </w:r>
     </w:p>
     <w:bookmarkEnd w:id="47"/>
@@ -3363,7 +4529,7 @@
         <w:rPr>
           <w:rStyle w:val="NormalTok"/>
         </w:rPr>
-        <w:t xml:space="preserve">total </w:t>
+        <w:t xml:space="preserve">data_clean </w:t>
       </w:r>
       <w:r>
         <w:rPr>
@@ -3375,19 +4541,307 @@
         <w:rPr>
           <w:rStyle w:val="NormalTok"/>
         </w:rPr>
-        <w:t xml:space="preserve"> </w:t>
-      </w:r>
-      <w:r>
-        <w:rPr>
-          <w:rStyle w:val="FunctionTok"/>
-        </w:rPr>
-        <w:t xml:space="preserve">nrow</w:t>
-      </w:r>
-      <w:r>
-        <w:rPr>
-          <w:rStyle w:val="NormalTok"/>
-        </w:rPr>
-        <w:t xml:space="preserve">(data)</w:t>
+        <w:t xml:space="preserve"> data </w:t>
+      </w:r>
+      <w:r>
+        <w:rPr>
+          <w:rStyle w:val="SpecialCharTok"/>
+        </w:rPr>
+        <w:t xml:space="preserve">%&gt;%</w:t>
+      </w:r>
+      <w:r>
+        <w:br/>
+      </w:r>
+      <w:r>
+        <w:rPr>
+          <w:rStyle w:val="NormalTok"/>
+        </w:rPr>
+        <w:t xml:space="preserve">  </w:t>
+      </w:r>
+      <w:r>
+        <w:rPr>
+          <w:rStyle w:val="FunctionTok"/>
+        </w:rPr>
+        <w:t xml:space="preserve">filter</w:t>
+      </w:r>
+      <w:r>
+        <w:rPr>
+          <w:rStyle w:val="NormalTok"/>
+        </w:rPr>
+        <w:t xml:space="preserve">(</w:t>
+      </w:r>
+      <w:r>
+        <w:rPr>
+          <w:rStyle w:val="SpecialCharTok"/>
+        </w:rPr>
+        <w:t xml:space="preserve">!</w:t>
+      </w:r>
+      <w:r>
+        <w:rPr>
+          <w:rStyle w:val="FunctionTok"/>
+        </w:rPr>
+        <w:t xml:space="preserve">is.na</w:t>
+      </w:r>
+      <w:r>
+        <w:rPr>
+          <w:rStyle w:val="NormalTok"/>
+        </w:rPr>
+        <w:t xml:space="preserve">(s1q3), </w:t>
+      </w:r>
+      <w:r>
+        <w:rPr>
+          <w:rStyle w:val="SpecialCharTok"/>
+        </w:rPr>
+        <w:t xml:space="preserve">!</w:t>
+      </w:r>
+      <w:r>
+        <w:rPr>
+          <w:rStyle w:val="FunctionTok"/>
+        </w:rPr>
+        <w:t xml:space="preserve">is.na</w:t>
+      </w:r>
+      <w:r>
+        <w:rPr>
+          <w:rStyle w:val="NormalTok"/>
+        </w:rPr>
+        <w:t xml:space="preserve">(wt_wave4)) </w:t>
+      </w:r>
+      <w:r>
+        <w:rPr>
+          <w:rStyle w:val="SpecialCharTok"/>
+        </w:rPr>
+        <w:t xml:space="preserve">%&gt;%</w:t>
+      </w:r>
+      <w:r>
+        <w:br/>
+      </w:r>
+      <w:r>
+        <w:rPr>
+          <w:rStyle w:val="NormalTok"/>
+        </w:rPr>
+        <w:t xml:space="preserve">  </w:t>
+      </w:r>
+      <w:r>
+        <w:rPr>
+          <w:rStyle w:val="FunctionTok"/>
+        </w:rPr>
+        <w:t xml:space="preserve">mutate</w:t>
+      </w:r>
+      <w:r>
+        <w:rPr>
+          <w:rStyle w:val="NormalTok"/>
+        </w:rPr>
+        <w:t xml:space="preserve">(</w:t>
+      </w:r>
+      <w:r>
+        <w:rPr>
+          <w:rStyle w:val="AttributeTok"/>
+        </w:rPr>
+        <w:t xml:space="preserve">s1q3 =</w:t>
+      </w:r>
+      <w:r>
+        <w:rPr>
+          <w:rStyle w:val="NormalTok"/>
+        </w:rPr>
+        <w:t xml:space="preserve"> </w:t>
+      </w:r>
+      <w:r>
+        <w:rPr>
+          <w:rStyle w:val="FunctionTok"/>
+        </w:rPr>
+        <w:t xml:space="preserve">as_factor</w:t>
+      </w:r>
+      <w:r>
+        <w:rPr>
+          <w:rStyle w:val="NormalTok"/>
+        </w:rPr>
+        <w:t xml:space="preserve">(s1q3))</w:t>
+      </w:r>
+      <w:r>
+        <w:br/>
+      </w:r>
+      <w:r>
+        <w:br/>
+      </w:r>
+      <w:r>
+        <w:rPr>
+          <w:rStyle w:val="NormalTok"/>
+        </w:rPr>
+        <w:t xml:space="preserve">design </w:t>
+      </w:r>
+      <w:r>
+        <w:rPr>
+          <w:rStyle w:val="OtherTok"/>
+        </w:rPr>
+        <w:t xml:space="preserve">&lt;-</w:t>
+      </w:r>
+      <w:r>
+        <w:rPr>
+          <w:rStyle w:val="NormalTok"/>
+        </w:rPr>
+        <w:t xml:space="preserve"> </w:t>
+      </w:r>
+      <w:r>
+        <w:rPr>
+          <w:rStyle w:val="FunctionTok"/>
+        </w:rPr>
+        <w:t xml:space="preserve">svydesign</w:t>
+      </w:r>
+      <w:r>
+        <w:rPr>
+          <w:rStyle w:val="NormalTok"/>
+        </w:rPr>
+        <w:t xml:space="preserve">(</w:t>
+      </w:r>
+      <w:r>
+        <w:br/>
+      </w:r>
+      <w:r>
+        <w:rPr>
+          <w:rStyle w:val="NormalTok"/>
+        </w:rPr>
+        <w:t xml:space="preserve">  </w:t>
+      </w:r>
+      <w:r>
+        <w:rPr>
+          <w:rStyle w:val="AttributeTok"/>
+        </w:rPr>
+        <w:t xml:space="preserve">ids =</w:t>
+      </w:r>
+      <w:r>
+        <w:rPr>
+          <w:rStyle w:val="NormalTok"/>
+        </w:rPr>
+        <w:t xml:space="preserve"> </w:t>
+      </w:r>
+      <w:r>
+        <w:rPr>
+          <w:rStyle w:val="SpecialCharTok"/>
+        </w:rPr>
+        <w:t xml:space="preserve">~</w:t>
+      </w:r>
+      <w:r>
+        <w:rPr>
+          <w:rStyle w:val="DecValTok"/>
+        </w:rPr>
+        <w:t xml:space="preserve">1</w:t>
+      </w:r>
+      <w:r>
+        <w:rPr>
+          <w:rStyle w:val="NormalTok"/>
+        </w:rPr>
+        <w:t xml:space="preserve">,</w:t>
+      </w:r>
+      <w:r>
+        <w:br/>
+      </w:r>
+      <w:r>
+        <w:rPr>
+          <w:rStyle w:val="NormalTok"/>
+        </w:rPr>
+        <w:t xml:space="preserve">  </w:t>
+      </w:r>
+      <w:r>
+        <w:rPr>
+          <w:rStyle w:val="AttributeTok"/>
+        </w:rPr>
+        <w:t xml:space="preserve">weights =</w:t>
+      </w:r>
+      <w:r>
+        <w:rPr>
+          <w:rStyle w:val="NormalTok"/>
+        </w:rPr>
+        <w:t xml:space="preserve"> </w:t>
+      </w:r>
+      <w:r>
+        <w:rPr>
+          <w:rStyle w:val="SpecialCharTok"/>
+        </w:rPr>
+        <w:t xml:space="preserve">~</w:t>
+      </w:r>
+      <w:r>
+        <w:rPr>
+          <w:rStyle w:val="NormalTok"/>
+        </w:rPr>
+        <w:t xml:space="preserve">wt_wave4,</w:t>
+      </w:r>
+      <w:r>
+        <w:br/>
+      </w:r>
+      <w:r>
+        <w:rPr>
+          <w:rStyle w:val="NormalTok"/>
+        </w:rPr>
+        <w:t xml:space="preserve">  </w:t>
+      </w:r>
+      <w:r>
+        <w:rPr>
+          <w:rStyle w:val="AttributeTok"/>
+        </w:rPr>
+        <w:t xml:space="preserve">data =</w:t>
+      </w:r>
+      <w:r>
+        <w:rPr>
+          <w:rStyle w:val="NormalTok"/>
+        </w:rPr>
+        <w:t xml:space="preserve"> data_clean</w:t>
+      </w:r>
+      <w:r>
+        <w:br/>
+      </w:r>
+      <w:r>
+        <w:rPr>
+          <w:rStyle w:val="NormalTok"/>
+        </w:rPr>
+        <w:t xml:space="preserve">)</w:t>
+      </w:r>
+      <w:r>
+        <w:br/>
+      </w:r>
+      <w:r>
+        <w:br/>
+      </w:r>
+      <w:r>
+        <w:rPr>
+          <w:rStyle w:val="NormalTok"/>
+        </w:rPr>
+        <w:t xml:space="preserve">res </w:t>
+      </w:r>
+      <w:r>
+        <w:rPr>
+          <w:rStyle w:val="OtherTok"/>
+        </w:rPr>
+        <w:t xml:space="preserve">&lt;-</w:t>
+      </w:r>
+      <w:r>
+        <w:rPr>
+          <w:rStyle w:val="NormalTok"/>
+        </w:rPr>
+        <w:t xml:space="preserve"> </w:t>
+      </w:r>
+      <w:r>
+        <w:rPr>
+          <w:rStyle w:val="FunctionTok"/>
+        </w:rPr>
+        <w:t xml:space="preserve">svymean</w:t>
+      </w:r>
+      <w:r>
+        <w:rPr>
+          <w:rStyle w:val="NormalTok"/>
+        </w:rPr>
+        <w:t xml:space="preserve">(</w:t>
+      </w:r>
+      <w:r>
+        <w:rPr>
+          <w:rStyle w:val="SpecialCharTok"/>
+        </w:rPr>
+        <w:t xml:space="preserve">~</w:t>
+      </w:r>
+      <w:r>
+        <w:rPr>
+          <w:rStyle w:val="NormalTok"/>
+        </w:rPr>
+        <w:t xml:space="preserve">s1q3, design)</w:t>
       </w:r>
       <w:r>
         <w:br/>
@@ -3411,7 +4865,184 @@
         <w:rPr>
           <w:rStyle w:val="NormalTok"/>
         </w:rPr>
-        <w:t xml:space="preserve"> data </w:t>
+        <w:t xml:space="preserve"> </w:t>
+      </w:r>
+      <w:r>
+        <w:rPr>
+          <w:rStyle w:val="FunctionTok"/>
+        </w:rPr>
+        <w:t xml:space="preserve">data.frame</w:t>
+      </w:r>
+      <w:r>
+        <w:rPr>
+          <w:rStyle w:val="NormalTok"/>
+        </w:rPr>
+        <w:t xml:space="preserve">(</w:t>
+      </w:r>
+      <w:r>
+        <w:br/>
+      </w:r>
+      <w:r>
+        <w:rPr>
+          <w:rStyle w:val="NormalTok"/>
+        </w:rPr>
+        <w:t xml:space="preserve">  </w:t>
+      </w:r>
+      <w:r>
+        <w:rPr>
+          <w:rStyle w:val="AttributeTok"/>
+        </w:rPr>
+        <w:t xml:space="preserve">modalite =</w:t>
+      </w:r>
+      <w:r>
+        <w:rPr>
+          <w:rStyle w:val="NormalTok"/>
+        </w:rPr>
+        <w:t xml:space="preserve"> </w:t>
+      </w:r>
+      <w:r>
+        <w:rPr>
+          <w:rStyle w:val="FunctionTok"/>
+        </w:rPr>
+        <w:t xml:space="preserve">names</w:t>
+      </w:r>
+      <w:r>
+        <w:rPr>
+          <w:rStyle w:val="NormalTok"/>
+        </w:rPr>
+        <w:t xml:space="preserve">(res),</w:t>
+      </w:r>
+      <w:r>
+        <w:br/>
+      </w:r>
+      <w:r>
+        <w:rPr>
+          <w:rStyle w:val="NormalTok"/>
+        </w:rPr>
+        <w:t xml:space="preserve">  </w:t>
+      </w:r>
+      <w:r>
+        <w:rPr>
+          <w:rStyle w:val="AttributeTok"/>
+        </w:rPr>
+        <w:t xml:space="preserve">proportion =</w:t>
+      </w:r>
+      <w:r>
+        <w:rPr>
+          <w:rStyle w:val="NormalTok"/>
+        </w:rPr>
+        <w:t xml:space="preserve"> </w:t>
+      </w:r>
+      <w:r>
+        <w:rPr>
+          <w:rStyle w:val="FunctionTok"/>
+        </w:rPr>
+        <w:t xml:space="preserve">coef</w:t>
+      </w:r>
+      <w:r>
+        <w:rPr>
+          <w:rStyle w:val="NormalTok"/>
+        </w:rPr>
+        <w:t xml:space="preserve">(res),</w:t>
+      </w:r>
+      <w:r>
+        <w:br/>
+      </w:r>
+      <w:r>
+        <w:rPr>
+          <w:rStyle w:val="NormalTok"/>
+        </w:rPr>
+        <w:t xml:space="preserve">  </w:t>
+      </w:r>
+      <w:r>
+        <w:rPr>
+          <w:rStyle w:val="AttributeTok"/>
+        </w:rPr>
+        <w:t xml:space="preserve">IC_lower =</w:t>
+      </w:r>
+      <w:r>
+        <w:rPr>
+          <w:rStyle w:val="NormalTok"/>
+        </w:rPr>
+        <w:t xml:space="preserve"> </w:t>
+      </w:r>
+      <w:r>
+        <w:rPr>
+          <w:rStyle w:val="FunctionTok"/>
+        </w:rPr>
+        <w:t xml:space="preserve">confint</w:t>
+      </w:r>
+      <w:r>
+        <w:rPr>
+          <w:rStyle w:val="NormalTok"/>
+        </w:rPr>
+        <w:t xml:space="preserve">(res)[,</w:t>
+      </w:r>
+      <w:r>
+        <w:rPr>
+          <w:rStyle w:val="DecValTok"/>
+        </w:rPr>
+        <w:t xml:space="preserve">1</w:t>
+      </w:r>
+      <w:r>
+        <w:rPr>
+          <w:rStyle w:val="NormalTok"/>
+        </w:rPr>
+        <w:t xml:space="preserve">],</w:t>
+      </w:r>
+      <w:r>
+        <w:br/>
+      </w:r>
+      <w:r>
+        <w:rPr>
+          <w:rStyle w:val="NormalTok"/>
+        </w:rPr>
+        <w:t xml:space="preserve">  </w:t>
+      </w:r>
+      <w:r>
+        <w:rPr>
+          <w:rStyle w:val="AttributeTok"/>
+        </w:rPr>
+        <w:t xml:space="preserve">IC_upper =</w:t>
+      </w:r>
+      <w:r>
+        <w:rPr>
+          <w:rStyle w:val="NormalTok"/>
+        </w:rPr>
+        <w:t xml:space="preserve"> </w:t>
+      </w:r>
+      <w:r>
+        <w:rPr>
+          <w:rStyle w:val="FunctionTok"/>
+        </w:rPr>
+        <w:t xml:space="preserve">confint</w:t>
+      </w:r>
+      <w:r>
+        <w:rPr>
+          <w:rStyle w:val="NormalTok"/>
+        </w:rPr>
+        <w:t xml:space="preserve">(res)[,</w:t>
+      </w:r>
+      <w:r>
+        <w:rPr>
+          <w:rStyle w:val="DecValTok"/>
+        </w:rPr>
+        <w:t xml:space="preserve">2</w:t>
+      </w:r>
+      <w:r>
+        <w:rPr>
+          <w:rStyle w:val="NormalTok"/>
+        </w:rPr>
+        <w:t xml:space="preserve">]</w:t>
+      </w:r>
+      <w:r>
+        <w:br/>
+      </w:r>
+      <w:r>
+        <w:rPr>
+          <w:rStyle w:val="NormalTok"/>
+        </w:rPr>
+        <w:t xml:space="preserve">) </w:t>
       </w:r>
       <w:r>
         <w:rPr>
@@ -3432,7 +5063,7 @@
         <w:rPr>
           <w:rStyle w:val="FunctionTok"/>
         </w:rPr>
-        <w:t xml:space="preserve">filter</w:t>
+        <w:t xml:space="preserve">mutate</w:t>
       </w:r>
       <w:r>
         <w:rPr>
@@ -3441,27 +5072,339 @@
         <w:t xml:space="preserve">(</w:t>
       </w:r>
       <w:r>
+        <w:br/>
+      </w:r>
+      <w:r>
+        <w:rPr>
+          <w:rStyle w:val="NormalTok"/>
+        </w:rPr>
+        <w:t xml:space="preserve">    </w:t>
+      </w:r>
+      <w:r>
+        <w:rPr>
+          <w:rStyle w:val="AttributeTok"/>
+        </w:rPr>
+        <w:t xml:space="preserve">modalite =</w:t>
+      </w:r>
+      <w:r>
+        <w:rPr>
+          <w:rStyle w:val="NormalTok"/>
+        </w:rPr>
+        <w:t xml:space="preserve"> </w:t>
+      </w:r>
+      <w:r>
+        <w:rPr>
+          <w:rStyle w:val="FunctionTok"/>
+        </w:rPr>
+        <w:t xml:space="preserve">gsub</w:t>
+      </w:r>
+      <w:r>
+        <w:rPr>
+          <w:rStyle w:val="NormalTok"/>
+        </w:rPr>
+        <w:t xml:space="preserve">(</w:t>
+      </w:r>
+      <w:r>
+        <w:rPr>
+          <w:rStyle w:val="StringTok"/>
+        </w:rPr>
+        <w:t xml:space="preserve">"s1q3"</w:t>
+      </w:r>
+      <w:r>
+        <w:rPr>
+          <w:rStyle w:val="NormalTok"/>
+        </w:rPr>
+        <w:t xml:space="preserve">, </w:t>
+      </w:r>
+      <w:r>
+        <w:rPr>
+          <w:rStyle w:val="StringTok"/>
+        </w:rPr>
+        <w:t xml:space="preserve">""</w:t>
+      </w:r>
+      <w:r>
+        <w:rPr>
+          <w:rStyle w:val="NormalTok"/>
+        </w:rPr>
+        <w:t xml:space="preserve">, modalite),</w:t>
+      </w:r>
+      <w:r>
+        <w:br/>
+      </w:r>
+      <w:r>
+        <w:rPr>
+          <w:rStyle w:val="NormalTok"/>
+        </w:rPr>
+        <w:t xml:space="preserve">    </w:t>
+      </w:r>
+      <w:r>
+        <w:rPr>
+          <w:rStyle w:val="AttributeTok"/>
+        </w:rPr>
+        <w:t xml:space="preserve">proportion_pct =</w:t>
+      </w:r>
+      <w:r>
+        <w:rPr>
+          <w:rStyle w:val="NormalTok"/>
+        </w:rPr>
+        <w:t xml:space="preserve"> scales</w:t>
+      </w:r>
+      <w:r>
         <w:rPr>
           <w:rStyle w:val="SpecialCharTok"/>
         </w:rPr>
-        <w:t xml:space="preserve">!</w:t>
-      </w:r>
-      <w:r>
-        <w:rPr>
-          <w:rStyle w:val="FunctionTok"/>
-        </w:rPr>
-        <w:t xml:space="preserve">is.na</w:t>
-      </w:r>
-      <w:r>
-        <w:rPr>
-          <w:rStyle w:val="NormalTok"/>
-        </w:rPr>
-        <w:t xml:space="preserve">(s1q3)) </w:t>
+        <w:t xml:space="preserve">::</w:t>
+      </w:r>
+      <w:r>
+        <w:rPr>
+          <w:rStyle w:val="FunctionTok"/>
+        </w:rPr>
+        <w:t xml:space="preserve">percent</w:t>
+      </w:r>
+      <w:r>
+        <w:rPr>
+          <w:rStyle w:val="NormalTok"/>
+        </w:rPr>
+        <w:t xml:space="preserve">(proportion, </w:t>
+      </w:r>
+      <w:r>
+        <w:rPr>
+          <w:rStyle w:val="AttributeTok"/>
+        </w:rPr>
+        <w:t xml:space="preserve">accuracy =</w:t>
+      </w:r>
+      <w:r>
+        <w:rPr>
+          <w:rStyle w:val="NormalTok"/>
+        </w:rPr>
+        <w:t xml:space="preserve"> </w:t>
+      </w:r>
+      <w:r>
+        <w:rPr>
+          <w:rStyle w:val="FloatTok"/>
+        </w:rPr>
+        <w:t xml:space="preserve">0.1</w:t>
+      </w:r>
+      <w:r>
+        <w:rPr>
+          <w:rStyle w:val="NormalTok"/>
+        </w:rPr>
+        <w:t xml:space="preserve">),</w:t>
+      </w:r>
+      <w:r>
+        <w:br/>
+      </w:r>
+      <w:r>
+        <w:rPr>
+          <w:rStyle w:val="NormalTok"/>
+        </w:rPr>
+        <w:t xml:space="preserve">    </w:t>
+      </w:r>
+      <w:r>
+        <w:rPr>
+          <w:rStyle w:val="AttributeTok"/>
+        </w:rPr>
+        <w:t xml:space="preserve">IC_text =</w:t>
+      </w:r>
+      <w:r>
+        <w:rPr>
+          <w:rStyle w:val="NormalTok"/>
+        </w:rPr>
+        <w:t xml:space="preserve"> </w:t>
+      </w:r>
+      <w:r>
+        <w:rPr>
+          <w:rStyle w:val="FunctionTok"/>
+        </w:rPr>
+        <w:t xml:space="preserve">paste0</w:t>
+      </w:r>
+      <w:r>
+        <w:rPr>
+          <w:rStyle w:val="NormalTok"/>
+        </w:rPr>
+        <w:t xml:space="preserve">(</w:t>
+      </w:r>
+      <w:r>
+        <w:rPr>
+          <w:rStyle w:val="StringTok"/>
+        </w:rPr>
+        <w:t xml:space="preserve">"["</w:t>
+      </w:r>
+      <w:r>
+        <w:rPr>
+          <w:rStyle w:val="NormalTok"/>
+        </w:rPr>
+        <w:t xml:space="preserve">,</w:t>
+      </w:r>
+      <w:r>
+        <w:br/>
+      </w:r>
+      <w:r>
+        <w:rPr>
+          <w:rStyle w:val="NormalTok"/>
+        </w:rPr>
+        <w:t xml:space="preserve">                     scales</w:t>
       </w:r>
       <w:r>
         <w:rPr>
           <w:rStyle w:val="SpecialCharTok"/>
         </w:rPr>
+        <w:t xml:space="preserve">::</w:t>
+      </w:r>
+      <w:r>
+        <w:rPr>
+          <w:rStyle w:val="FunctionTok"/>
+        </w:rPr>
+        <w:t xml:space="preserve">percent</w:t>
+      </w:r>
+      <w:r>
+        <w:rPr>
+          <w:rStyle w:val="NormalTok"/>
+        </w:rPr>
+        <w:t xml:space="preserve">(IC_lower, </w:t>
+      </w:r>
+      <w:r>
+        <w:rPr>
+          <w:rStyle w:val="AttributeTok"/>
+        </w:rPr>
+        <w:t xml:space="preserve">accuracy =</w:t>
+      </w:r>
+      <w:r>
+        <w:rPr>
+          <w:rStyle w:val="NormalTok"/>
+        </w:rPr>
+        <w:t xml:space="preserve"> </w:t>
+      </w:r>
+      <w:r>
+        <w:rPr>
+          <w:rStyle w:val="FloatTok"/>
+        </w:rPr>
+        <w:t xml:space="preserve">0.1</w:t>
+      </w:r>
+      <w:r>
+        <w:rPr>
+          <w:rStyle w:val="NormalTok"/>
+        </w:rPr>
+        <w:t xml:space="preserve">),</w:t>
+      </w:r>
+      <w:r>
+        <w:br/>
+      </w:r>
+      <w:r>
+        <w:rPr>
+          <w:rStyle w:val="NormalTok"/>
+        </w:rPr>
+        <w:t xml:space="preserve">                     </w:t>
+      </w:r>
+      <w:r>
+        <w:rPr>
+          <w:rStyle w:val="StringTok"/>
+        </w:rPr>
+        <w:t xml:space="preserve">" ; "</w:t>
+      </w:r>
+      <w:r>
+        <w:rPr>
+          <w:rStyle w:val="NormalTok"/>
+        </w:rPr>
+        <w:t xml:space="preserve">,</w:t>
+      </w:r>
+      <w:r>
+        <w:br/>
+      </w:r>
+      <w:r>
+        <w:rPr>
+          <w:rStyle w:val="NormalTok"/>
+        </w:rPr>
+        <w:t xml:space="preserve">                     scales</w:t>
+      </w:r>
+      <w:r>
+        <w:rPr>
+          <w:rStyle w:val="SpecialCharTok"/>
+        </w:rPr>
+        <w:t xml:space="preserve">::</w:t>
+      </w:r>
+      <w:r>
+        <w:rPr>
+          <w:rStyle w:val="FunctionTok"/>
+        </w:rPr>
+        <w:t xml:space="preserve">percent</w:t>
+      </w:r>
+      <w:r>
+        <w:rPr>
+          <w:rStyle w:val="NormalTok"/>
+        </w:rPr>
+        <w:t xml:space="preserve">(IC_upper, </w:t>
+      </w:r>
+      <w:r>
+        <w:rPr>
+          <w:rStyle w:val="AttributeTok"/>
+        </w:rPr>
+        <w:t xml:space="preserve">accuracy =</w:t>
+      </w:r>
+      <w:r>
+        <w:rPr>
+          <w:rStyle w:val="NormalTok"/>
+        </w:rPr>
+        <w:t xml:space="preserve"> </w:t>
+      </w:r>
+      <w:r>
+        <w:rPr>
+          <w:rStyle w:val="FloatTok"/>
+        </w:rPr>
+        <w:t xml:space="preserve">0.1</w:t>
+      </w:r>
+      <w:r>
+        <w:rPr>
+          <w:rStyle w:val="NormalTok"/>
+        </w:rPr>
+        <w:t xml:space="preserve">),</w:t>
+      </w:r>
+      <w:r>
+        <w:br/>
+      </w:r>
+      <w:r>
+        <w:rPr>
+          <w:rStyle w:val="NormalTok"/>
+        </w:rPr>
+        <w:t xml:space="preserve">                     </w:t>
+      </w:r>
+      <w:r>
+        <w:rPr>
+          <w:rStyle w:val="StringTok"/>
+        </w:rPr>
+        <w:t xml:space="preserve">"]"</w:t>
+      </w:r>
+      <w:r>
+        <w:rPr>
+          <w:rStyle w:val="NormalTok"/>
+        </w:rPr>
+        <w:t xml:space="preserve">)</w:t>
+      </w:r>
+      <w:r>
+        <w:br/>
+      </w:r>
+      <w:r>
+        <w:rPr>
+          <w:rStyle w:val="NormalTok"/>
+        </w:rPr>
+        <w:t xml:space="preserve">  )</w:t>
+      </w:r>
+      <w:r>
+        <w:br/>
+      </w:r>
+      <w:r>
+        <w:br/>
+      </w:r>
+      <w:r>
+        <w:rPr>
+          <w:rStyle w:val="NormalTok"/>
+        </w:rPr>
+        <w:t xml:space="preserve">resultats_parente </w:t>
+      </w:r>
+      <w:r>
+        <w:rPr>
+          <w:rStyle w:val="SpecialCharTok"/>
+        </w:rPr>
         <w:t xml:space="preserve">%&gt;%</w:t>
       </w:r>
       <w:r>
@@ -3477,646 +5420,70 @@
         <w:rPr>
           <w:rStyle w:val="FunctionTok"/>
         </w:rPr>
-        <w:t xml:space="preserve">count</w:t>
-      </w:r>
-      <w:r>
-        <w:rPr>
-          <w:rStyle w:val="NormalTok"/>
-        </w:rPr>
-        <w:t xml:space="preserve">(s1q3, </w:t>
+        <w:t xml:space="preserve">select</w:t>
+      </w:r>
+      <w:r>
+        <w:rPr>
+          <w:rStyle w:val="NormalTok"/>
+        </w:rPr>
+        <w:t xml:space="preserve">(modalite, proportion_pct, IC_text) </w:t>
+      </w:r>
+      <w:r>
+        <w:rPr>
+          <w:rStyle w:val="SpecialCharTok"/>
+        </w:rPr>
+        <w:t xml:space="preserve">%&gt;%</w:t>
+      </w:r>
+      <w:r>
+        <w:br/>
+      </w:r>
+      <w:r>
+        <w:rPr>
+          <w:rStyle w:val="NormalTok"/>
+        </w:rPr>
+        <w:t xml:space="preserve">  </w:t>
+      </w:r>
+      <w:r>
+        <w:rPr>
+          <w:rStyle w:val="FunctionTok"/>
+        </w:rPr>
+        <w:t xml:space="preserve">rename</w:t>
+      </w:r>
+      <w:r>
+        <w:rPr>
+          <w:rStyle w:val="NormalTok"/>
+        </w:rPr>
+        <w:t xml:space="preserve">(</w:t>
+      </w:r>
+      <w:r>
+        <w:br/>
+      </w:r>
+      <w:r>
+        <w:rPr>
+          <w:rStyle w:val="NormalTok"/>
+        </w:rPr>
+        <w:t xml:space="preserve">    </w:t>
+      </w:r>
+      <w:r>
+        <w:rPr>
+          <w:rStyle w:val="StringTok"/>
+        </w:rPr>
+        <w:t xml:space="preserve">`</w:t>
       </w:r>
       <w:r>
         <w:rPr>
           <w:rStyle w:val="AttributeTok"/>
         </w:rPr>
-        <w:t xml:space="preserve">name =</w:t>
-      </w:r>
-      <w:r>
-        <w:rPr>
-          <w:rStyle w:val="NormalTok"/>
-        </w:rPr>
-        <w:t xml:space="preserve"> </w:t>
+        <w:t xml:space="preserve">Lien de parenté</w:t>
       </w:r>
       <w:r>
         <w:rPr>
           <w:rStyle w:val="StringTok"/>
         </w:rPr>
-        <w:t xml:space="preserve">"effectif"</w:t>
-      </w:r>
-      <w:r>
-        <w:rPr>
-          <w:rStyle w:val="NormalTok"/>
-        </w:rPr>
-        <w:t xml:space="preserve">) </w:t>
-      </w:r>
-      <w:r>
-        <w:rPr>
-          <w:rStyle w:val="SpecialCharTok"/>
-        </w:rPr>
-        <w:t xml:space="preserve">%&gt;%</w:t>
-      </w:r>
-      <w:r>
-        <w:br/>
-      </w:r>
-      <w:r>
-        <w:rPr>
-          <w:rStyle w:val="NormalTok"/>
-        </w:rPr>
-        <w:t xml:space="preserve">  </w:t>
-      </w:r>
-      <w:r>
-        <w:rPr>
-          <w:rStyle w:val="FunctionTok"/>
-        </w:rPr>
-        <w:t xml:space="preserve">mutate</w:t>
-      </w:r>
-      <w:r>
-        <w:rPr>
-          <w:rStyle w:val="NormalTok"/>
-        </w:rPr>
-        <w:t xml:space="preserve">(</w:t>
-      </w:r>
-      <w:r>
-        <w:br/>
-      </w:r>
-      <w:r>
-        <w:rPr>
-          <w:rStyle w:val="NormalTok"/>
-        </w:rPr>
-        <w:t xml:space="preserve">    </w:t>
-      </w:r>
-      <w:r>
-        <w:rPr>
-          <w:rStyle w:val="AttributeTok"/>
-        </w:rPr>
-        <w:t xml:space="preserve">proportion =</w:t>
-      </w:r>
-      <w:r>
-        <w:rPr>
-          <w:rStyle w:val="NormalTok"/>
-        </w:rPr>
-        <w:t xml:space="preserve"> effectif </w:t>
-      </w:r>
-      <w:r>
-        <w:rPr>
-          <w:rStyle w:val="SpecialCharTok"/>
-        </w:rPr>
-        <w:t xml:space="preserve">/</w:t>
-      </w:r>
-      <w:r>
-        <w:rPr>
-          <w:rStyle w:val="NormalTok"/>
-        </w:rPr>
-        <w:t xml:space="preserve"> total,</w:t>
-      </w:r>
-      <w:r>
-        <w:br/>
-      </w:r>
-      <w:r>
-        <w:rPr>
-          <w:rStyle w:val="NormalTok"/>
-        </w:rPr>
-        <w:t xml:space="preserve">    </w:t>
-      </w:r>
-      <w:r>
-        <w:rPr>
-          <w:rStyle w:val="AttributeTok"/>
-        </w:rPr>
-        <w:t xml:space="preserve">proportion_pct =</w:t>
-      </w:r>
-      <w:r>
-        <w:rPr>
-          <w:rStyle w:val="NormalTok"/>
-        </w:rPr>
-        <w:t xml:space="preserve"> scales</w:t>
-      </w:r>
-      <w:r>
-        <w:rPr>
-          <w:rStyle w:val="SpecialCharTok"/>
-        </w:rPr>
-        <w:t xml:space="preserve">::</w:t>
-      </w:r>
-      <w:r>
-        <w:rPr>
-          <w:rStyle w:val="FunctionTok"/>
-        </w:rPr>
-        <w:t xml:space="preserve">percent</w:t>
-      </w:r>
-      <w:r>
-        <w:rPr>
-          <w:rStyle w:val="NormalTok"/>
-        </w:rPr>
-        <w:t xml:space="preserve">(proportion, </w:t>
-      </w:r>
-      <w:r>
-        <w:rPr>
-          <w:rStyle w:val="AttributeTok"/>
-        </w:rPr>
-        <w:t xml:space="preserve">accuracy =</w:t>
-      </w:r>
-      <w:r>
-        <w:rPr>
-          <w:rStyle w:val="NormalTok"/>
-        </w:rPr>
-        <w:t xml:space="preserve"> </w:t>
-      </w:r>
-      <w:r>
-        <w:rPr>
-          <w:rStyle w:val="FloatTok"/>
-        </w:rPr>
-        <w:t xml:space="preserve">0.1</w:t>
-      </w:r>
-      <w:r>
-        <w:rPr>
-          <w:rStyle w:val="NormalTok"/>
-        </w:rPr>
-        <w:t xml:space="preserve">),</w:t>
-      </w:r>
-      <w:r>
-        <w:br/>
-      </w:r>
-      <w:r>
-        <w:rPr>
-          <w:rStyle w:val="NormalTok"/>
-        </w:rPr>
-        <w:t xml:space="preserve">    </w:t>
-      </w:r>
-      <w:r>
-        <w:rPr>
-          <w:rStyle w:val="AttributeTok"/>
-        </w:rPr>
-        <w:t xml:space="preserve">IC_lower =</w:t>
-      </w:r>
-      <w:r>
-        <w:rPr>
-          <w:rStyle w:val="NormalTok"/>
-        </w:rPr>
-        <w:t xml:space="preserve"> </w:t>
-      </w:r>
-      <w:r>
-        <w:rPr>
-          <w:rStyle w:val="FunctionTok"/>
-        </w:rPr>
-        <w:t xml:space="preserve">sapply</w:t>
-      </w:r>
-      <w:r>
-        <w:rPr>
-          <w:rStyle w:val="NormalTok"/>
-        </w:rPr>
-        <w:t xml:space="preserve">(effectif, </w:t>
-      </w:r>
-      <w:r>
-        <w:rPr>
-          <w:rStyle w:val="ControlFlowTok"/>
-        </w:rPr>
-        <w:t xml:space="preserve">function</w:t>
-      </w:r>
-      <w:r>
-        <w:rPr>
-          <w:rStyle w:val="NormalTok"/>
-        </w:rPr>
-        <w:t xml:space="preserve">(x) </w:t>
-      </w:r>
-      <w:r>
-        <w:rPr>
-          <w:rStyle w:val="FunctionTok"/>
-        </w:rPr>
-        <w:t xml:space="preserve">scoreci</w:t>
-      </w:r>
-      <w:r>
-        <w:rPr>
-          <w:rStyle w:val="NormalTok"/>
-        </w:rPr>
-        <w:t xml:space="preserve">(x, total, </w:t>
-      </w:r>
-      <w:r>
-        <w:rPr>
-          <w:rStyle w:val="AttributeTok"/>
-        </w:rPr>
-        <w:t xml:space="preserve">conf.level =</w:t>
-      </w:r>
-      <w:r>
-        <w:rPr>
-          <w:rStyle w:val="NormalTok"/>
-        </w:rPr>
-        <w:t xml:space="preserve"> </w:t>
-      </w:r>
-      <w:r>
-        <w:rPr>
-          <w:rStyle w:val="FloatTok"/>
-        </w:rPr>
-        <w:t xml:space="preserve">0.95</w:t>
-      </w:r>
-      <w:r>
-        <w:rPr>
-          <w:rStyle w:val="NormalTok"/>
-        </w:rPr>
-        <w:t xml:space="preserve">)</w:t>
-      </w:r>
-      <w:r>
-        <w:rPr>
-          <w:rStyle w:val="SpecialCharTok"/>
-        </w:rPr>
-        <w:t xml:space="preserve">$</w:t>
-      </w:r>
-      <w:r>
-        <w:rPr>
-          <w:rStyle w:val="NormalTok"/>
-        </w:rPr>
-        <w:t xml:space="preserve">conf.int[</w:t>
-      </w:r>
-      <w:r>
-        <w:rPr>
-          <w:rStyle w:val="DecValTok"/>
-        </w:rPr>
-        <w:t xml:space="preserve">1</w:t>
-      </w:r>
-      <w:r>
-        <w:rPr>
-          <w:rStyle w:val="NormalTok"/>
-        </w:rPr>
-        <w:t xml:space="preserve">]),</w:t>
-      </w:r>
-      <w:r>
-        <w:br/>
-      </w:r>
-      <w:r>
-        <w:rPr>
-          <w:rStyle w:val="NormalTok"/>
-        </w:rPr>
-        <w:t xml:space="preserve">    </w:t>
-      </w:r>
-      <w:r>
-        <w:rPr>
-          <w:rStyle w:val="AttributeTok"/>
-        </w:rPr>
-        <w:t xml:space="preserve">IC_upper =</w:t>
-      </w:r>
-      <w:r>
-        <w:rPr>
-          <w:rStyle w:val="NormalTok"/>
-        </w:rPr>
-        <w:t xml:space="preserve"> </w:t>
-      </w:r>
-      <w:r>
-        <w:rPr>
-          <w:rStyle w:val="FunctionTok"/>
-        </w:rPr>
-        <w:t xml:space="preserve">sapply</w:t>
-      </w:r>
-      <w:r>
-        <w:rPr>
-          <w:rStyle w:val="NormalTok"/>
-        </w:rPr>
-        <w:t xml:space="preserve">(effectif, </w:t>
-      </w:r>
-      <w:r>
-        <w:rPr>
-          <w:rStyle w:val="ControlFlowTok"/>
-        </w:rPr>
-        <w:t xml:space="preserve">function</w:t>
-      </w:r>
-      <w:r>
-        <w:rPr>
-          <w:rStyle w:val="NormalTok"/>
-        </w:rPr>
-        <w:t xml:space="preserve">(x) </w:t>
-      </w:r>
-      <w:r>
-        <w:rPr>
-          <w:rStyle w:val="FunctionTok"/>
-        </w:rPr>
-        <w:t xml:space="preserve">scoreci</w:t>
-      </w:r>
-      <w:r>
-        <w:rPr>
-          <w:rStyle w:val="NormalTok"/>
-        </w:rPr>
-        <w:t xml:space="preserve">(x, total, </w:t>
-      </w:r>
-      <w:r>
-        <w:rPr>
-          <w:rStyle w:val="AttributeTok"/>
-        </w:rPr>
-        <w:t xml:space="preserve">conf.level =</w:t>
-      </w:r>
-      <w:r>
-        <w:rPr>
-          <w:rStyle w:val="NormalTok"/>
-        </w:rPr>
-        <w:t xml:space="preserve"> </w:t>
-      </w:r>
-      <w:r>
-        <w:rPr>
-          <w:rStyle w:val="FloatTok"/>
-        </w:rPr>
-        <w:t xml:space="preserve">0.95</w:t>
-      </w:r>
-      <w:r>
-        <w:rPr>
-          <w:rStyle w:val="NormalTok"/>
-        </w:rPr>
-        <w:t xml:space="preserve">)</w:t>
-      </w:r>
-      <w:r>
-        <w:rPr>
-          <w:rStyle w:val="SpecialCharTok"/>
-        </w:rPr>
-        <w:t xml:space="preserve">$</w:t>
-      </w:r>
-      <w:r>
-        <w:rPr>
-          <w:rStyle w:val="NormalTok"/>
-        </w:rPr>
-        <w:t xml:space="preserve">conf.int[</w:t>
-      </w:r>
-      <w:r>
-        <w:rPr>
-          <w:rStyle w:val="DecValTok"/>
-        </w:rPr>
-        <w:t xml:space="preserve">2</w:t>
-      </w:r>
-      <w:r>
-        <w:rPr>
-          <w:rStyle w:val="NormalTok"/>
-        </w:rPr>
-        <w:t xml:space="preserve">]),</w:t>
-      </w:r>
-      <w:r>
-        <w:br/>
-      </w:r>
-      <w:r>
-        <w:rPr>
-          <w:rStyle w:val="NormalTok"/>
-        </w:rPr>
-        <w:t xml:space="preserve">    </w:t>
-      </w:r>
-      <w:r>
-        <w:rPr>
-          <w:rStyle w:val="AttributeTok"/>
-        </w:rPr>
-        <w:t xml:space="preserve">IC_text =</w:t>
-      </w:r>
-      <w:r>
-        <w:rPr>
-          <w:rStyle w:val="NormalTok"/>
-        </w:rPr>
-        <w:t xml:space="preserve"> </w:t>
-      </w:r>
-      <w:r>
-        <w:rPr>
-          <w:rStyle w:val="FunctionTok"/>
-        </w:rPr>
-        <w:t xml:space="preserve">paste0</w:t>
-      </w:r>
-      <w:r>
-        <w:rPr>
-          <w:rStyle w:val="NormalTok"/>
-        </w:rPr>
-        <w:t xml:space="preserve">(</w:t>
-      </w:r>
-      <w:r>
-        <w:rPr>
-          <w:rStyle w:val="StringTok"/>
-        </w:rPr>
-        <w:t xml:space="preserve">"["</w:t>
-      </w:r>
-      <w:r>
-        <w:rPr>
-          <w:rStyle w:val="NormalTok"/>
-        </w:rPr>
-        <w:t xml:space="preserve">, scales</w:t>
-      </w:r>
-      <w:r>
-        <w:rPr>
-          <w:rStyle w:val="SpecialCharTok"/>
-        </w:rPr>
-        <w:t xml:space="preserve">::</w:t>
-      </w:r>
-      <w:r>
-        <w:rPr>
-          <w:rStyle w:val="FunctionTok"/>
-        </w:rPr>
-        <w:t xml:space="preserve">percent</w:t>
-      </w:r>
-      <w:r>
-        <w:rPr>
-          <w:rStyle w:val="NormalTok"/>
-        </w:rPr>
-        <w:t xml:space="preserve">(IC_lower, </w:t>
-      </w:r>
-      <w:r>
-        <w:rPr>
-          <w:rStyle w:val="AttributeTok"/>
-        </w:rPr>
-        <w:t xml:space="preserve">accuracy =</w:t>
-      </w:r>
-      <w:r>
-        <w:rPr>
-          <w:rStyle w:val="NormalTok"/>
-        </w:rPr>
-        <w:t xml:space="preserve"> </w:t>
-      </w:r>
-      <w:r>
-        <w:rPr>
-          <w:rStyle w:val="FloatTok"/>
-        </w:rPr>
-        <w:t xml:space="preserve">0.1</w:t>
-      </w:r>
-      <w:r>
-        <w:rPr>
-          <w:rStyle w:val="NormalTok"/>
-        </w:rPr>
-        <w:t xml:space="preserve">), </w:t>
-      </w:r>
-      <w:r>
-        <w:rPr>
-          <w:rStyle w:val="StringTok"/>
-        </w:rPr>
-        <w:t xml:space="preserve">" ; "</w:t>
-      </w:r>
-      <w:r>
-        <w:rPr>
-          <w:rStyle w:val="NormalTok"/>
-        </w:rPr>
-        <w:t xml:space="preserve">, </w:t>
-      </w:r>
-      <w:r>
-        <w:br/>
-      </w:r>
-      <w:r>
-        <w:rPr>
-          <w:rStyle w:val="NormalTok"/>
-        </w:rPr>
-        <w:t xml:space="preserve">                     scales</w:t>
-      </w:r>
-      <w:r>
-        <w:rPr>
-          <w:rStyle w:val="SpecialCharTok"/>
-        </w:rPr>
-        <w:t xml:space="preserve">::</w:t>
-      </w:r>
-      <w:r>
-        <w:rPr>
-          <w:rStyle w:val="FunctionTok"/>
-        </w:rPr>
-        <w:t xml:space="preserve">percent</w:t>
-      </w:r>
-      <w:r>
-        <w:rPr>
-          <w:rStyle w:val="NormalTok"/>
-        </w:rPr>
-        <w:t xml:space="preserve">(IC_upper, </w:t>
-      </w:r>
-      <w:r>
-        <w:rPr>
-          <w:rStyle w:val="AttributeTok"/>
-        </w:rPr>
-        <w:t xml:space="preserve">accuracy =</w:t>
-      </w:r>
-      <w:r>
-        <w:rPr>
-          <w:rStyle w:val="NormalTok"/>
-        </w:rPr>
-        <w:t xml:space="preserve"> </w:t>
-      </w:r>
-      <w:r>
-        <w:rPr>
-          <w:rStyle w:val="FloatTok"/>
-        </w:rPr>
-        <w:t xml:space="preserve">0.1</w:t>
-      </w:r>
-      <w:r>
-        <w:rPr>
-          <w:rStyle w:val="NormalTok"/>
-        </w:rPr>
-        <w:t xml:space="preserve">), </w:t>
-      </w:r>
-      <w:r>
-        <w:rPr>
-          <w:rStyle w:val="StringTok"/>
-        </w:rPr>
-        <w:t xml:space="preserve">"]"</w:t>
-      </w:r>
-      <w:r>
-        <w:rPr>
-          <w:rStyle w:val="NormalTok"/>
-        </w:rPr>
-        <w:t xml:space="preserve">)</w:t>
-      </w:r>
-      <w:r>
-        <w:br/>
-      </w:r>
-      <w:r>
-        <w:rPr>
-          <w:rStyle w:val="NormalTok"/>
-        </w:rPr>
-        <w:t xml:space="preserve">  )</w:t>
-      </w:r>
-      <w:r>
-        <w:br/>
-      </w:r>
-      <w:r>
-        <w:br/>
-      </w:r>
-      <w:r>
-        <w:rPr>
-          <w:rStyle w:val="CommentTok"/>
-        </w:rPr>
-        <w:t xml:space="preserve"># Affichage du tableau</w:t>
-      </w:r>
-      <w:r>
-        <w:br/>
-      </w:r>
-      <w:r>
-        <w:rPr>
-          <w:rStyle w:val="NormalTok"/>
-        </w:rPr>
-        <w:t xml:space="preserve">resultats_parente </w:t>
-      </w:r>
-      <w:r>
-        <w:rPr>
-          <w:rStyle w:val="SpecialCharTok"/>
-        </w:rPr>
-        <w:t xml:space="preserve">%&gt;%</w:t>
-      </w:r>
-      <w:r>
-        <w:br/>
-      </w:r>
-      <w:r>
-        <w:rPr>
-          <w:rStyle w:val="NormalTok"/>
-        </w:rPr>
-        <w:t xml:space="preserve">  </w:t>
-      </w:r>
-      <w:r>
-        <w:rPr>
-          <w:rStyle w:val="FunctionTok"/>
-        </w:rPr>
-        <w:t xml:space="preserve">select</w:t>
-      </w:r>
-      <w:r>
-        <w:rPr>
-          <w:rStyle w:val="NormalTok"/>
-        </w:rPr>
-        <w:t xml:space="preserve">(s1q3, effectif, proportion_pct, IC_text) </w:t>
-      </w:r>
-      <w:r>
-        <w:rPr>
-          <w:rStyle w:val="SpecialCharTok"/>
-        </w:rPr>
-        <w:t xml:space="preserve">%&gt;%</w:t>
-      </w:r>
-      <w:r>
-        <w:br/>
-      </w:r>
-      <w:r>
-        <w:rPr>
-          <w:rStyle w:val="NormalTok"/>
-        </w:rPr>
-        <w:t xml:space="preserve">  </w:t>
-      </w:r>
-      <w:r>
-        <w:rPr>
-          <w:rStyle w:val="FunctionTok"/>
-        </w:rPr>
-        <w:t xml:space="preserve">rename</w:t>
-      </w:r>
-      <w:r>
-        <w:rPr>
-          <w:rStyle w:val="NormalTok"/>
-        </w:rPr>
-        <w:t xml:space="preserve">(</w:t>
-      </w:r>
-      <w:r>
-        <w:br/>
-      </w:r>
-      <w:r>
-        <w:rPr>
-          <w:rStyle w:val="NormalTok"/>
-        </w:rPr>
-        <w:t xml:space="preserve">    </w:t>
-      </w:r>
-      <w:r>
-        <w:rPr>
-          <w:rStyle w:val="StringTok"/>
-        </w:rPr>
         <w:t xml:space="preserve">`</w:t>
       </w:r>
       <w:r>
         <w:rPr>
-          <w:rStyle w:val="AttributeTok"/>
-        </w:rPr>
-        <w:t xml:space="preserve">Lien de parenté</w:t>
-      </w:r>
-      <w:r>
-        <w:rPr>
-          <w:rStyle w:val="StringTok"/>
-        </w:rPr>
-        <w:t xml:space="preserve">`</w:t>
-      </w:r>
-      <w:r>
-        <w:rPr>
           <w:rStyle w:val="NormalTok"/>
         </w:rPr>
         <w:t xml:space="preserve"> </w:t>
@@ -4131,28 +5498,7 @@
         <w:rPr>
           <w:rStyle w:val="NormalTok"/>
         </w:rPr>
-        <w:t xml:space="preserve"> (s1q3),</w:t>
-      </w:r>
-      <w:r>
-        <w:br/>
-      </w:r>
-      <w:r>
-        <w:rPr>
-          <w:rStyle w:val="NormalTok"/>
-        </w:rPr>
-        <w:t xml:space="preserve">    </w:t>
-      </w:r>
-      <w:r>
-        <w:rPr>
-          <w:rStyle w:val="AttributeTok"/>
-        </w:rPr>
-        <w:t xml:space="preserve">Effectif =</w:t>
-      </w:r>
-      <w:r>
-        <w:rPr>
-          <w:rStyle w:val="NormalTok"/>
-        </w:rPr>
-        <w:t xml:space="preserve"> effectif,</w:t>
+        <w:t xml:space="preserve"> modalite,</w:t>
       </w:r>
       <w:r>
         <w:br/>
@@ -4238,7 +5584,7 @@
         <w:rPr>
           <w:rStyle w:val="VerbatimChar"/>
         </w:rPr>
-        <w:t xml:space="preserve">## # A tibble: 14 × 4</w:t>
+        <w:t xml:space="preserve">##                                                       Lien de parenté</w:t>
       </w:r>
       <w:r>
         <w:br/>
@@ -4247,7 +5593,7 @@
         <w:rPr>
           <w:rStyle w:val="VerbatimChar"/>
         </w:rPr>
-        <w:t xml:space="preserve">##    `Lien de parenté`                     Effectif Proportion `IC 95%`       </w:t>
+        <w:t xml:space="preserve">## s1q31. HEAD                                                   1. HEAD</w:t>
       </w:r>
       <w:r>
         <w:br/>
@@ -4256,7 +5602,7 @@
         <w:rPr>
           <w:rStyle w:val="VerbatimChar"/>
         </w:rPr>
-        <w:t xml:space="preserve">##    &lt;dbl+lbl&gt;                                &lt;int&gt; &lt;chr&gt;      &lt;chr&gt;          </w:t>
+        <w:t xml:space="preserve">## s1q32. SPOUSE                                               2. SPOUSE</w:t>
       </w:r>
       <w:r>
         <w:br/>
@@ -4265,7 +5611,7 @@
         <w:rPr>
           <w:rStyle w:val="VerbatimChar"/>
         </w:rPr>
-        <w:t xml:space="preserve">##  1  1 [1. HEAD]                              4980 16.4%      [16.0% ; 16.8%]</w:t>
+        <w:t xml:space="preserve">## s1q33. OWN CHILD                                         3. OWN CHILD</w:t>
       </w:r>
       <w:r>
         <w:br/>
@@ -4274,7 +5620,7 @@
         <w:rPr>
           <w:rStyle w:val="VerbatimChar"/>
         </w:rPr>
-        <w:t xml:space="preserve">##  2  2 [2. SPOUSE]                            4273 14.1%      [13.7% ; 14.5%]</w:t>
+        <w:t xml:space="preserve">## s1q34. STEP CHILD                                       4. STEP CHILD</w:t>
       </w:r>
       <w:r>
         <w:br/>
@@ -4283,7 +5629,7 @@
         <w:rPr>
           <w:rStyle w:val="VerbatimChar"/>
         </w:rPr>
-        <w:t xml:space="preserve">##  3  3 [3. OWN CHILD]                        14636 48.2%      [47.7% ; 48.8%]</w:t>
+        <w:t xml:space="preserve">## s1q35. ADOPTED CHILD                                 5. ADOPTED CHILD</w:t>
       </w:r>
       <w:r>
         <w:br/>
@@ -4292,7 +5638,7 @@
         <w:rPr>
           <w:rStyle w:val="VerbatimChar"/>
         </w:rPr>
-        <w:t xml:space="preserve">##  4  4 [4. STEP CHILD]                         192 0.6%       [0.6% ; 0.7%]  </w:t>
+        <w:t xml:space="preserve">## s1q36. GRANDCHILD                                       6. GRANDCHILD</w:t>
       </w:r>
       <w:r>
         <w:br/>
@@ -4301,7 +5647,7 @@
         <w:rPr>
           <w:rStyle w:val="VerbatimChar"/>
         </w:rPr>
-        <w:t xml:space="preserve">##  5  5 [5. ADOPTED CHILD]                       88 0.3%       [0.2% ; 0.4%]  </w:t>
+        <w:t xml:space="preserve">## s1q37. BROTHER/SISTER                               7. BROTHER/SISTER</w:t>
       </w:r>
       <w:r>
         <w:br/>
@@ -4310,7 +5656,7 @@
         <w:rPr>
           <w:rStyle w:val="VerbatimChar"/>
         </w:rPr>
-        <w:t xml:space="preserve">##  6  6 [6. GRANDCHILD]                        1045 3.4%       [3.2% ; 3.7%]  </w:t>
+        <w:t xml:space="preserve">## s1q38. NIECE/NEPHEW                                   8. NIECE/NEPHEW</w:t>
       </w:r>
       <w:r>
         <w:br/>
@@ -4319,7 +5665,7 @@
         <w:rPr>
           <w:rStyle w:val="VerbatimChar"/>
         </w:rPr>
-        <w:t xml:space="preserve">##  7  7 [7. BROTHER/SISTER]                     487 1.6%       [1.5% ; 1.8%]  </w:t>
+        <w:t xml:space="preserve">## s1q39. BROTHER/SISTER-IN-LAW                 9. BROTHER/SISTER-IN-LAW</w:t>
       </w:r>
       <w:r>
         <w:br/>
@@ -4328,7 +5674,7 @@
         <w:rPr>
           <w:rStyle w:val="VerbatimChar"/>
         </w:rPr>
-        <w:t xml:space="preserve">##  8  8 [8. NIECE/NEPHEW]                       229 0.8%       [0.7% ; 0.9%]  </w:t>
+        <w:t xml:space="preserve">## s1q310. PARENT                                             10. PARENT</w:t>
       </w:r>
       <w:r>
         <w:br/>
@@ -4337,7 +5683,7 @@
         <w:rPr>
           <w:rStyle w:val="VerbatimChar"/>
         </w:rPr>
-        <w:t xml:space="preserve">##  9  9 [9. BROTHER/SISTER-IN-LAW]              137 0.5%       [0.4% ; 0.5%]  </w:t>
+        <w:t xml:space="preserve">## s1q311. PARENT-IN-LAW                               11. PARENT-IN-LAW</w:t>
       </w:r>
       <w:r>
         <w:br/>
@@ -4346,7 +5692,7 @@
         <w:rPr>
           <w:rStyle w:val="VerbatimChar"/>
         </w:rPr>
-        <w:t xml:space="preserve">## 10 10 [10. PARENT]                            291 1.0%       [0.9% ; 1.1%]  </w:t>
+        <w:t xml:space="preserve">## s1q312. DOMESTIC HELP                               12. DOMESTIC HELP</w:t>
       </w:r>
       <w:r>
         <w:br/>
@@ -4355,7 +5701,7 @@
         <w:rPr>
           <w:rStyle w:val="VerbatimChar"/>
         </w:rPr>
-        <w:t xml:space="preserve">## 11 11 [11. PARENT-IN-LAW]                      20 0.1%       [0.0% ; 0.1%]  </w:t>
+        <w:t xml:space="preserve">## s1q314. OTHER RELATION (SPECIFY)         14. OTHER RELATION (SPECIFY)</w:t>
       </w:r>
       <w:r>
         <w:br/>
@@ -4364,7 +5710,7 @@
         <w:rPr>
           <w:rStyle w:val="VerbatimChar"/>
         </w:rPr>
-        <w:t xml:space="preserve">## 12 12 [12. DOMESTIC HELP]                      39 0.1%       [0.1% ; 0.2%]  </w:t>
+        <w:t xml:space="preserve">## s1q315. OTHER NON-RELATION (SPECIFY) 15. OTHER NON-RELATION (SPECIFY)</w:t>
       </w:r>
       <w:r>
         <w:br/>
@@ -4373,7 +5719,7 @@
         <w:rPr>
           <w:rStyle w:val="VerbatimChar"/>
         </w:rPr>
-        <w:t xml:space="preserve">## 13 14 [14. OTHER RELATION (SPECIFY)]          123 0.4%       [0.3% ; 0.5%]  </w:t>
+        <w:t xml:space="preserve">##                                      Proportion          IC 95%</w:t>
       </w:r>
       <w:r>
         <w:br/>
@@ -4382,7 +5728,124 @@
         <w:rPr>
           <w:rStyle w:val="VerbatimChar"/>
         </w:rPr>
-        <w:t xml:space="preserve">## 14 15 [15. OTHER NON-RELATION (SPECIFY)]       17 0.1%       [0.0% ; 0.1%]</w:t>
+        <w:t xml:space="preserve">## s1q31. HEAD                               18.1% [17.4% ; 18.7%]</w:t>
+      </w:r>
+      <w:r>
+        <w:br/>
+      </w:r>
+      <w:r>
+        <w:rPr>
+          <w:rStyle w:val="VerbatimChar"/>
+        </w:rPr>
+        <w:t xml:space="preserve">## s1q32. SPOUSE                             16.1% [15.5% ; 16.7%]</w:t>
+      </w:r>
+      <w:r>
+        <w:br/>
+      </w:r>
+      <w:r>
+        <w:rPr>
+          <w:rStyle w:val="VerbatimChar"/>
+        </w:rPr>
+        <w:t xml:space="preserve">## s1q33. OWN CHILD                          56.0% [55.2% ; 56.9%]</w:t>
+      </w:r>
+      <w:r>
+        <w:br/>
+      </w:r>
+      <w:r>
+        <w:rPr>
+          <w:rStyle w:val="VerbatimChar"/>
+        </w:rPr>
+        <w:t xml:space="preserve">## s1q34. STEP CHILD                          0.8%   [0.7% ; 1.0%]</w:t>
+      </w:r>
+      <w:r>
+        <w:br/>
+      </w:r>
+      <w:r>
+        <w:rPr>
+          <w:rStyle w:val="VerbatimChar"/>
+        </w:rPr>
+        <w:t xml:space="preserve">## s1q35. ADOPTED CHILD                       0.4%   [0.3% ; 0.6%]</w:t>
+      </w:r>
+      <w:r>
+        <w:br/>
+      </w:r>
+      <w:r>
+        <w:rPr>
+          <w:rStyle w:val="VerbatimChar"/>
+        </w:rPr>
+        <w:t xml:space="preserve">## s1q36. GRANDCHILD                          3.3%   [3.1% ; 3.6%]</w:t>
+      </w:r>
+      <w:r>
+        <w:br/>
+      </w:r>
+      <w:r>
+        <w:rPr>
+          <w:rStyle w:val="VerbatimChar"/>
+        </w:rPr>
+        <w:t xml:space="preserve">## s1q37. BROTHER/SISTER                      1.9%   [1.7% ; 2.2%]</w:t>
+      </w:r>
+      <w:r>
+        <w:br/>
+      </w:r>
+      <w:r>
+        <w:rPr>
+          <w:rStyle w:val="VerbatimChar"/>
+        </w:rPr>
+        <w:t xml:space="preserve">## s1q38. NIECE/NEPHEW                        0.8%   [0.7% ; 1.0%]</w:t>
+      </w:r>
+      <w:r>
+        <w:br/>
+      </w:r>
+      <w:r>
+        <w:rPr>
+          <w:rStyle w:val="VerbatimChar"/>
+        </w:rPr>
+        <w:t xml:space="preserve">## s1q39. BROTHER/SISTER-IN-LAW               0.5%   [0.4% ; 0.6%]</w:t>
+      </w:r>
+      <w:r>
+        <w:br/>
+      </w:r>
+      <w:r>
+        <w:rPr>
+          <w:rStyle w:val="VerbatimChar"/>
+        </w:rPr>
+        <w:t xml:space="preserve">## s1q310. PARENT                             1.1%   [0.9% ; 1.2%]</w:t>
+      </w:r>
+      <w:r>
+        <w:br/>
+      </w:r>
+      <w:r>
+        <w:rPr>
+          <w:rStyle w:val="VerbatimChar"/>
+        </w:rPr>
+        <w:t xml:space="preserve">## s1q311. PARENT-IN-LAW                      0.1%   [0.0% ; 0.1%]</w:t>
+      </w:r>
+      <w:r>
+        <w:br/>
+      </w:r>
+      <w:r>
+        <w:rPr>
+          <w:rStyle w:val="VerbatimChar"/>
+        </w:rPr>
+        <w:t xml:space="preserve">## s1q312. DOMESTIC HELP                      0.1%   [0.1% ; 0.2%]</w:t>
+      </w:r>
+      <w:r>
+        <w:br/>
+      </w:r>
+      <w:r>
+        <w:rPr>
+          <w:rStyle w:val="VerbatimChar"/>
+        </w:rPr>
+        <w:t xml:space="preserve">## s1q314. OTHER RELATION (SPECIFY)           0.5%   [0.4% ; 0.7%]</w:t>
+      </w:r>
+      <w:r>
+        <w:br/>
+      </w:r>
+      <w:r>
+        <w:rPr>
+          <w:rStyle w:val="VerbatimChar"/>
+        </w:rPr>
+        <w:t xml:space="preserve">## s1q315. OTHER NON-RELATION (SPECIFY)       0.1%   [0.0% ; 0.1%]</w:t>
       </w:r>
     </w:p>
     <w:p>
@@ -4391,15 +5854,6 @@
       </w:pPr>
       <w:r>
         <w:rPr>
-          <w:rStyle w:val="CommentTok"/>
-        </w:rPr>
-        <w:t xml:space="preserve"># Visualisation avec IC</w:t>
-      </w:r>
-      <w:r>
-        <w:br/>
-      </w:r>
-      <w:r>
-        <w:rPr>
           <w:rStyle w:val="NormalTok"/>
         </w:rPr>
         <w:t xml:space="preserve">resultats_parente </w:t>
@@ -4477,19 +5931,58 @@
         <w:rPr>
           <w:rStyle w:val="NormalTok"/>
         </w:rPr>
+        <w:t xml:space="preserve">(modalite, proportion))) </w:t>
+      </w:r>
+      <w:r>
+        <w:rPr>
+          <w:rStyle w:val="SpecialCharTok"/>
+        </w:rPr>
+        <w:t xml:space="preserve">+</w:t>
+      </w:r>
+      <w:r>
+        <w:br/>
+      </w:r>
+      <w:r>
+        <w:rPr>
+          <w:rStyle w:val="NormalTok"/>
+        </w:rPr>
+        <w:t xml:space="preserve">  </w:t>
+      </w:r>
+      <w:r>
+        <w:rPr>
+          <w:rStyle w:val="FunctionTok"/>
+        </w:rPr>
+        <w:t xml:space="preserve">geom_col</w:t>
+      </w:r>
+      <w:r>
+        <w:rPr>
+          <w:rStyle w:val="NormalTok"/>
+        </w:rPr>
         <w:t xml:space="preserve">(</w:t>
       </w:r>
       <w:r>
         <w:rPr>
-          <w:rStyle w:val="FunctionTok"/>
-        </w:rPr>
-        <w:t xml:space="preserve">as_factor</w:t>
-      </w:r>
-      <w:r>
-        <w:rPr>
-          <w:rStyle w:val="NormalTok"/>
-        </w:rPr>
-        <w:t xml:space="preserve">(s1q3), proportion))) </w:t>
+          <w:rStyle w:val="AttributeTok"/>
+        </w:rPr>
+        <w:t xml:space="preserve">fill =</w:t>
+      </w:r>
+      <w:r>
+        <w:rPr>
+          <w:rStyle w:val="NormalTok"/>
+        </w:rPr>
+        <w:t xml:space="preserve"> </w:t>
+      </w:r>
+      <w:r>
+        <w:rPr>
+          <w:rStyle w:val="StringTok"/>
+        </w:rPr>
+        <w:t xml:space="preserve">"darkblue"</w:t>
+      </w:r>
+      <w:r>
+        <w:rPr>
+          <w:rStyle w:val="NormalTok"/>
+        </w:rPr>
+        <w:t xml:space="preserve">) </w:t>
       </w:r>
       <w:r>
         <w:rPr>
@@ -4510,7 +6003,7 @@
         <w:rPr>
           <w:rStyle w:val="FunctionTok"/>
         </w:rPr>
-        <w:t xml:space="preserve">geom_col</w:t>
+        <w:t xml:space="preserve">geom_errorbar</w:t>
       </w:r>
       <w:r>
         <w:rPr>
@@ -4520,9 +6013,105 @@
       </w:r>
       <w:r>
         <w:rPr>
+          <w:rStyle w:val="FunctionTok"/>
+        </w:rPr>
+        <w:t xml:space="preserve">aes</w:t>
+      </w:r>
+      <w:r>
+        <w:rPr>
+          <w:rStyle w:val="NormalTok"/>
+        </w:rPr>
+        <w:t xml:space="preserve">(</w:t>
+      </w:r>
+      <w:r>
+        <w:rPr>
           <w:rStyle w:val="AttributeTok"/>
         </w:rPr>
-        <w:t xml:space="preserve">fill =</w:t>
+        <w:t xml:space="preserve">xmin =</w:t>
+      </w:r>
+      <w:r>
+        <w:rPr>
+          <w:rStyle w:val="NormalTok"/>
+        </w:rPr>
+        <w:t xml:space="preserve"> IC_lower, </w:t>
+      </w:r>
+      <w:r>
+        <w:rPr>
+          <w:rStyle w:val="AttributeTok"/>
+        </w:rPr>
+        <w:t xml:space="preserve">xmax =</w:t>
+      </w:r>
+      <w:r>
+        <w:rPr>
+          <w:rStyle w:val="NormalTok"/>
+        </w:rPr>
+        <w:t xml:space="preserve"> IC_upper), </w:t>
+      </w:r>
+      <w:r>
+        <w:rPr>
+          <w:rStyle w:val="AttributeTok"/>
+        </w:rPr>
+        <w:t xml:space="preserve">width =</w:t>
+      </w:r>
+      <w:r>
+        <w:rPr>
+          <w:rStyle w:val="NormalTok"/>
+        </w:rPr>
+        <w:t xml:space="preserve"> </w:t>
+      </w:r>
+      <w:r>
+        <w:rPr>
+          <w:rStyle w:val="FloatTok"/>
+        </w:rPr>
+        <w:t xml:space="preserve">0.2</w:t>
+      </w:r>
+      <w:r>
+        <w:rPr>
+          <w:rStyle w:val="NormalTok"/>
+        </w:rPr>
+        <w:t xml:space="preserve">) </w:t>
+      </w:r>
+      <w:r>
+        <w:rPr>
+          <w:rStyle w:val="SpecialCharTok"/>
+        </w:rPr>
+        <w:t xml:space="preserve">+</w:t>
+      </w:r>
+      <w:r>
+        <w:br/>
+      </w:r>
+      <w:r>
+        <w:rPr>
+          <w:rStyle w:val="NormalTok"/>
+        </w:rPr>
+        <w:t xml:space="preserve">  </w:t>
+      </w:r>
+      <w:r>
+        <w:rPr>
+          <w:rStyle w:val="FunctionTok"/>
+        </w:rPr>
+        <w:t xml:space="preserve">labs</w:t>
+      </w:r>
+      <w:r>
+        <w:rPr>
+          <w:rStyle w:val="NormalTok"/>
+        </w:rPr>
+        <w:t xml:space="preserve">(</w:t>
+      </w:r>
+      <w:r>
+        <w:br/>
+      </w:r>
+      <w:r>
+        <w:rPr>
+          <w:rStyle w:val="NormalTok"/>
+        </w:rPr>
+        <w:t xml:space="preserve">    </w:t>
+      </w:r>
+      <w:r>
+        <w:rPr>
+          <w:rStyle w:val="AttributeTok"/>
+        </w:rPr>
+        <w:t xml:space="preserve">title =</w:t>
       </w:r>
       <w:r>
         <w:rPr>
@@ -4534,154 +6123,7 @@
         <w:rPr>
           <w:rStyle w:val="StringTok"/>
         </w:rPr>
-        <w:t xml:space="preserve">"darkblue"</w:t>
-      </w:r>
-      <w:r>
-        <w:rPr>
-          <w:rStyle w:val="NormalTok"/>
-        </w:rPr>
-        <w:t xml:space="preserve">) </w:t>
-      </w:r>
-      <w:r>
-        <w:rPr>
-          <w:rStyle w:val="SpecialCharTok"/>
-        </w:rPr>
-        <w:t xml:space="preserve">+</w:t>
-      </w:r>
-      <w:r>
-        <w:br/>
-      </w:r>
-      <w:r>
-        <w:rPr>
-          <w:rStyle w:val="NormalTok"/>
-        </w:rPr>
-        <w:t xml:space="preserve">  </w:t>
-      </w:r>
-      <w:r>
-        <w:rPr>
-          <w:rStyle w:val="FunctionTok"/>
-        </w:rPr>
-        <w:t xml:space="preserve">geom_errorbar</w:t>
-      </w:r>
-      <w:r>
-        <w:rPr>
-          <w:rStyle w:val="NormalTok"/>
-        </w:rPr>
-        <w:t xml:space="preserve">(</w:t>
-      </w:r>
-      <w:r>
-        <w:rPr>
-          <w:rStyle w:val="FunctionTok"/>
-        </w:rPr>
-        <w:t xml:space="preserve">aes</w:t>
-      </w:r>
-      <w:r>
-        <w:rPr>
-          <w:rStyle w:val="NormalTok"/>
-        </w:rPr>
-        <w:t xml:space="preserve">(</w:t>
-      </w:r>
-      <w:r>
-        <w:rPr>
-          <w:rStyle w:val="AttributeTok"/>
-        </w:rPr>
-        <w:t xml:space="preserve">xmin =</w:t>
-      </w:r>
-      <w:r>
-        <w:rPr>
-          <w:rStyle w:val="NormalTok"/>
-        </w:rPr>
-        <w:t xml:space="preserve"> IC_lower, </w:t>
-      </w:r>
-      <w:r>
-        <w:rPr>
-          <w:rStyle w:val="AttributeTok"/>
-        </w:rPr>
-        <w:t xml:space="preserve">xmax =</w:t>
-      </w:r>
-      <w:r>
-        <w:rPr>
-          <w:rStyle w:val="NormalTok"/>
-        </w:rPr>
-        <w:t xml:space="preserve"> IC_upper), </w:t>
-      </w:r>
-      <w:r>
-        <w:rPr>
-          <w:rStyle w:val="AttributeTok"/>
-        </w:rPr>
-        <w:t xml:space="preserve">width =</w:t>
-      </w:r>
-      <w:r>
-        <w:rPr>
-          <w:rStyle w:val="NormalTok"/>
-        </w:rPr>
-        <w:t xml:space="preserve"> </w:t>
-      </w:r>
-      <w:r>
-        <w:rPr>
-          <w:rStyle w:val="FloatTok"/>
-        </w:rPr>
-        <w:t xml:space="preserve">0.2</w:t>
-      </w:r>
-      <w:r>
-        <w:rPr>
-          <w:rStyle w:val="NormalTok"/>
-        </w:rPr>
-        <w:t xml:space="preserve">) </w:t>
-      </w:r>
-      <w:r>
-        <w:rPr>
-          <w:rStyle w:val="SpecialCharTok"/>
-        </w:rPr>
-        <w:t xml:space="preserve">+</w:t>
-      </w:r>
-      <w:r>
-        <w:br/>
-      </w:r>
-      <w:r>
-        <w:rPr>
-          <w:rStyle w:val="NormalTok"/>
-        </w:rPr>
-        <w:t xml:space="preserve">  </w:t>
-      </w:r>
-      <w:r>
-        <w:rPr>
-          <w:rStyle w:val="FunctionTok"/>
-        </w:rPr>
-        <w:t xml:space="preserve">labs</w:t>
-      </w:r>
-      <w:r>
-        <w:rPr>
-          <w:rStyle w:val="NormalTok"/>
-        </w:rPr>
-        <w:t xml:space="preserve">(</w:t>
-      </w:r>
-      <w:r>
-        <w:br/>
-      </w:r>
-      <w:r>
-        <w:rPr>
-          <w:rStyle w:val="NormalTok"/>
-        </w:rPr>
-        <w:t xml:space="preserve">    </w:t>
-      </w:r>
-      <w:r>
-        <w:rPr>
-          <w:rStyle w:val="AttributeTok"/>
-        </w:rPr>
-        <w:t xml:space="preserve">title =</w:t>
-      </w:r>
-      <w:r>
-        <w:rPr>
-          <w:rStyle w:val="NormalTok"/>
-        </w:rPr>
-        <w:t xml:space="preserve"> </w:t>
-      </w:r>
-      <w:r>
-        <w:rPr>
-          <w:rStyle w:val="StringTok"/>
-        </w:rPr>
-        <w:t xml:space="preserve">"Proportions des liens de parenté avec IC à 95%"</w:t>
+        <w:t xml:space="preserve">"Proportions des liens de parenté (pondérées) avec IC à 95%"</w:t>
       </w:r>
       <w:r>
         <w:rPr>
@@ -4918,9 +6360,126 @@
       </w:pPr>
       <w:r>
         <w:rPr>
-          <w:rStyle w:val="CommentTok"/>
-        </w:rPr>
-        <w:t xml:space="preserve"># Calcul de la taille des ménages</w:t>
+          <w:rStyle w:val="NormalTok"/>
+        </w:rPr>
+        <w:t xml:space="preserve">taille_menage </w:t>
+      </w:r>
+      <w:r>
+        <w:rPr>
+          <w:rStyle w:val="OtherTok"/>
+        </w:rPr>
+        <w:t xml:space="preserve">&lt;-</w:t>
+      </w:r>
+      <w:r>
+        <w:rPr>
+          <w:rStyle w:val="NormalTok"/>
+        </w:rPr>
+        <w:t xml:space="preserve"> data </w:t>
+      </w:r>
+      <w:r>
+        <w:rPr>
+          <w:rStyle w:val="SpecialCharTok"/>
+        </w:rPr>
+        <w:t xml:space="preserve">%&gt;%</w:t>
+      </w:r>
+      <w:r>
+        <w:br/>
+      </w:r>
+      <w:r>
+        <w:rPr>
+          <w:rStyle w:val="NormalTok"/>
+        </w:rPr>
+        <w:t xml:space="preserve">  </w:t>
+      </w:r>
+      <w:r>
+        <w:rPr>
+          <w:rStyle w:val="FunctionTok"/>
+        </w:rPr>
+        <w:t xml:space="preserve">group_by</w:t>
+      </w:r>
+      <w:r>
+        <w:rPr>
+          <w:rStyle w:val="NormalTok"/>
+        </w:rPr>
+        <w:t xml:space="preserve">(hhid) </w:t>
+      </w:r>
+      <w:r>
+        <w:rPr>
+          <w:rStyle w:val="SpecialCharTok"/>
+        </w:rPr>
+        <w:t xml:space="preserve">%&gt;%</w:t>
+      </w:r>
+      <w:r>
+        <w:br/>
+      </w:r>
+      <w:r>
+        <w:rPr>
+          <w:rStyle w:val="NormalTok"/>
+        </w:rPr>
+        <w:t xml:space="preserve">  </w:t>
+      </w:r>
+      <w:r>
+        <w:rPr>
+          <w:rStyle w:val="FunctionTok"/>
+        </w:rPr>
+        <w:t xml:space="preserve">summarise</w:t>
+      </w:r>
+      <w:r>
+        <w:rPr>
+          <w:rStyle w:val="NormalTok"/>
+        </w:rPr>
+        <w:t xml:space="preserve">(</w:t>
+      </w:r>
+      <w:r>
+        <w:rPr>
+          <w:rStyle w:val="AttributeTok"/>
+        </w:rPr>
+        <w:t xml:space="preserve">taille_men =</w:t>
+      </w:r>
+      <w:r>
+        <w:rPr>
+          <w:rStyle w:val="NormalTok"/>
+        </w:rPr>
+        <w:t xml:space="preserve"> </w:t>
+      </w:r>
+      <w:r>
+        <w:rPr>
+          <w:rStyle w:val="FunctionTok"/>
+        </w:rPr>
+        <w:t xml:space="preserve">n</w:t>
+      </w:r>
+      <w:r>
+        <w:rPr>
+          <w:rStyle w:val="NormalTok"/>
+        </w:rPr>
+        <w:t xml:space="preserve">(), </w:t>
+      </w:r>
+      <w:r>
+        <w:rPr>
+          <w:rStyle w:val="AttributeTok"/>
+        </w:rPr>
+        <w:t xml:space="preserve">.groups =</w:t>
+      </w:r>
+      <w:r>
+        <w:rPr>
+          <w:rStyle w:val="NormalTok"/>
+        </w:rPr>
+        <w:t xml:space="preserve"> </w:t>
+      </w:r>
+      <w:r>
+        <w:rPr>
+          <w:rStyle w:val="StringTok"/>
+        </w:rPr>
+        <w:t xml:space="preserve">"drop"</w:t>
+      </w:r>
+      <w:r>
+        <w:rPr>
+          <w:rStyle w:val="NormalTok"/>
+        </w:rPr>
+        <w:t xml:space="preserve">)</w:t>
+      </w:r>
+      <w:r>
+        <w:br/>
       </w:r>
       <w:r>
         <w:br/>
@@ -4950,145 +6509,49 @@
         <w:t xml:space="preserve">%&gt;%</w:t>
       </w:r>
       <w:r>
+        <w:br/>
+      </w:r>
+      <w:r>
         <w:rPr>
           <w:rStyle w:val="NormalTok"/>
         </w:rPr>
         <w:t xml:space="preserve">  </w:t>
       </w:r>
       <w:r>
-        <w:br/>
-      </w:r>
-      <w:r>
-        <w:rPr>
-          <w:rStyle w:val="NormalTok"/>
-        </w:rPr>
-        <w:t xml:space="preserve">  </w:t>
-      </w:r>
-      <w:r>
-        <w:rPr>
-          <w:rStyle w:val="FunctionTok"/>
-        </w:rPr>
-        <w:t xml:space="preserve">select</w:t>
-      </w:r>
-      <w:r>
-        <w:rPr>
-          <w:rStyle w:val="NormalTok"/>
-        </w:rPr>
-        <w:t xml:space="preserve">(hhid, sector) </w:t>
-      </w:r>
-      <w:r>
-        <w:rPr>
-          <w:rStyle w:val="SpecialCharTok"/>
-        </w:rPr>
-        <w:t xml:space="preserve">%&gt;%</w:t>
-      </w:r>
-      <w:r>
-        <w:rPr>
-          <w:rStyle w:val="NormalTok"/>
-        </w:rPr>
-        <w:t xml:space="preserve"> </w:t>
-      </w:r>
-      <w:r>
-        <w:br/>
-      </w:r>
-      <w:r>
-        <w:rPr>
-          <w:rStyle w:val="NormalTok"/>
-        </w:rPr>
-        <w:t xml:space="preserve">  </w:t>
-      </w:r>
-      <w:r>
-        <w:rPr>
-          <w:rStyle w:val="FunctionTok"/>
-        </w:rPr>
-        <w:t xml:space="preserve">group_by</w:t>
-      </w:r>
-      <w:r>
-        <w:rPr>
-          <w:rStyle w:val="NormalTok"/>
-        </w:rPr>
-        <w:t xml:space="preserve">(hhid) </w:t>
-      </w:r>
-      <w:r>
-        <w:rPr>
-          <w:rStyle w:val="SpecialCharTok"/>
-        </w:rPr>
-        <w:t xml:space="preserve">%&gt;%</w:t>
-      </w:r>
-      <w:r>
-        <w:rPr>
-          <w:rStyle w:val="NormalTok"/>
-        </w:rPr>
-        <w:t xml:space="preserve"> </w:t>
-      </w:r>
-      <w:r>
-        <w:br/>
-      </w:r>
-      <w:r>
-        <w:rPr>
-          <w:rStyle w:val="NormalTok"/>
-        </w:rPr>
-        <w:t xml:space="preserve">  </w:t>
-      </w:r>
-      <w:r>
-        <w:rPr>
-          <w:rStyle w:val="FunctionTok"/>
-        </w:rPr>
-        <w:t xml:space="preserve">mutate</w:t>
-      </w:r>
-      <w:r>
-        <w:rPr>
-          <w:rStyle w:val="NormalTok"/>
-        </w:rPr>
-        <w:t xml:space="preserve">(</w:t>
+        <w:rPr>
+          <w:rStyle w:val="FunctionTok"/>
+        </w:rPr>
+        <w:t xml:space="preserve">left_join</w:t>
+      </w:r>
+      <w:r>
+        <w:rPr>
+          <w:rStyle w:val="NormalTok"/>
+        </w:rPr>
+        <w:t xml:space="preserve">(taille_menage, </w:t>
       </w:r>
       <w:r>
         <w:rPr>
           <w:rStyle w:val="AttributeTok"/>
         </w:rPr>
-        <w:t xml:space="preserve">taille_men =</w:t>
-      </w:r>
-      <w:r>
-        <w:rPr>
-          <w:rStyle w:val="NormalTok"/>
-        </w:rPr>
-        <w:t xml:space="preserve"> </w:t>
-      </w:r>
-      <w:r>
-        <w:rPr>
-          <w:rStyle w:val="FunctionTok"/>
-        </w:rPr>
-        <w:t xml:space="preserve">n</w:t>
-      </w:r>
-      <w:r>
-        <w:rPr>
-          <w:rStyle w:val="NormalTok"/>
-        </w:rPr>
-        <w:t xml:space="preserve">()) </w:t>
-      </w:r>
-      <w:r>
-        <w:rPr>
-          <w:rStyle w:val="SpecialCharTok"/>
-        </w:rPr>
-        <w:t xml:space="preserve">%&gt;%</w:t>
-      </w:r>
-      <w:r>
-        <w:rPr>
-          <w:rStyle w:val="NormalTok"/>
-        </w:rPr>
-        <w:t xml:space="preserve"> </w:t>
-      </w:r>
-      <w:r>
-        <w:rPr>
-          <w:rStyle w:val="FunctionTok"/>
-        </w:rPr>
-        <w:t xml:space="preserve">ungroup</w:t>
-      </w:r>
-      <w:r>
-        <w:rPr>
-          <w:rStyle w:val="NormalTok"/>
-        </w:rPr>
-        <w:t xml:space="preserve">()</w:t>
+        <w:t xml:space="preserve">by =</w:t>
+      </w:r>
+      <w:r>
+        <w:rPr>
+          <w:rStyle w:val="NormalTok"/>
+        </w:rPr>
+        <w:t xml:space="preserve"> </w:t>
+      </w:r>
+      <w:r>
+        <w:rPr>
+          <w:rStyle w:val="StringTok"/>
+        </w:rPr>
+        <w:t xml:space="preserve">"hhid"</w:t>
+      </w:r>
+      <w:r>
+        <w:rPr>
+          <w:rStyle w:val="NormalTok"/>
+        </w:rPr>
+        <w:t xml:space="preserve">)</w:t>
       </w:r>
     </w:p>
     <w:bookmarkEnd w:id="53"/>
@@ -5163,7 +6626,19 @@
         <w:rPr>
           <w:rStyle w:val="NormalTok"/>
         </w:rPr>
-        <w:t xml:space="preserve"> taille_men)) </w:t>
+        <w:t xml:space="preserve"> taille_men, </w:t>
+      </w:r>
+      <w:r>
+        <w:rPr>
+          <w:rStyle w:val="AttributeTok"/>
+        </w:rPr>
+        <w:t xml:space="preserve">weight=</w:t>
+      </w:r>
+      <w:r>
+        <w:rPr>
+          <w:rStyle w:val="NormalTok"/>
+        </w:rPr>
+        <w:t xml:space="preserve">wt_wave4)) </w:t>
       </w:r>
       <w:r>
         <w:rPr>
@@ -5531,7 +7006,7 @@
         <w:rPr>
           <w:rStyle w:val="VerbatimChar"/>
         </w:rPr>
-        <w:t xml:space="preserve">## W = 76136889, p-value &lt; 2.2e-16</w:t>
+        <w:t xml:space="preserve">## W = 75839004, p-value &lt; 2.2e-16</w:t>
       </w:r>
       <w:r>
         <w:br/>
@@ -6794,7 +8269,7 @@
                 <w:rFonts w:ascii="Calibri" w:hAnsi="Calibri"/>
                 <w:sz w:val="20"/>
               </w:rPr>
-              <w:t xml:space="preserve">N = 8,719</w:t>
+              <w:t xml:space="preserve">N = 8,695</w:t>
             </w:r>
             <w:r>
               <w:rPr>
@@ -6847,7 +8322,7 @@
                 <w:rFonts w:ascii="Calibri" w:hAnsi="Calibri"/>
                 <w:sz w:val="20"/>
               </w:rPr>
-              <w:t xml:space="preserve">N = 21,618</w:t>
+              <w:t xml:space="preserve">N = 21,617</w:t>
             </w:r>
             <w:r>
               <w:rPr>
@@ -7348,7 +8823,7 @@
                 <w:rFonts w:ascii="Calibri" w:hAnsi="Calibri"/>
                 <w:sz w:val="20"/>
               </w:rPr>
-              <w:t xml:space="default">3,730 (49%)</w:t>
+              <w:t xml:space="default">3,719 (49%)</w:t>
             </w:r>
           </w:p>
         </w:tc>
@@ -7372,7 +8847,7 @@
                 <w:rFonts w:ascii="Calibri" w:hAnsi="Calibri"/>
                 <w:sz w:val="20"/>
               </w:rPr>
-              <w:t xml:space="default">9,459 (50%)</w:t>
+              <w:t xml:space="default">9,458 (50%)</w:t>
             </w:r>
           </w:p>
         </w:tc>
@@ -7449,7 +8924,7 @@
                 <w:rFonts w:ascii="Calibri" w:hAnsi="Calibri"/>
                 <w:sz w:val="20"/>
               </w:rPr>
-              <w:t xml:space="default">3,837 (51%)</w:t>
+              <w:t xml:space="default">3,825 (51%)</w:t>
             </w:r>
           </w:p>
         </w:tc>

--- a/TP 1/GROUPE15_DialloMamadou_DiopPapaBoubacar/rapport/rapport_final.docx
+++ b/TP 1/GROUPE15_DialloMamadou_DiopPapaBoubacar/rapport/rapport_final.docx
@@ -3006,19 +3006,127 @@
         <w:rPr>
           <w:rStyle w:val="FunctionTok"/>
         </w:rPr>
+        <w:t xml:space="preserve">recode</w:t>
+      </w:r>
+      <w:r>
+        <w:rPr>
+          <w:rStyle w:val="NormalTok"/>
+        </w:rPr>
+        <w:t xml:space="preserve">(</w:t>
+      </w:r>
+      <w:r>
+        <w:rPr>
+          <w:rStyle w:val="FunctionTok"/>
+        </w:rPr>
+        <w:t xml:space="preserve">as.character</w:t>
+      </w:r>
+      <w:r>
+        <w:rPr>
+          <w:rStyle w:val="NormalTok"/>
+        </w:rPr>
+        <w:t xml:space="preserve">(</w:t>
+      </w:r>
+      <w:r>
+        <w:rPr>
+          <w:rStyle w:val="FunctionTok"/>
+        </w:rPr>
         <w:t xml:space="preserve">as_factor</w:t>
       </w:r>
       <w:r>
         <w:rPr>
           <w:rStyle w:val="NormalTok"/>
         </w:rPr>
-        <w:t xml:space="preserve">(sexe),   </w:t>
-      </w:r>
-      <w:r>
-        <w:rPr>
-          <w:rStyle w:val="CommentTok"/>
-        </w:rPr>
-        <w:t xml:space="preserve"># 🔥 correction clé</w:t>
+        <w:t xml:space="preserve">(sexe)),</w:t>
+      </w:r>
+      <w:r>
+        <w:br/>
+      </w:r>
+      <w:r>
+        <w:rPr>
+          <w:rStyle w:val="NormalTok"/>
+        </w:rPr>
+        <w:t xml:space="preserve">                  </w:t>
+      </w:r>
+      <w:r>
+        <w:rPr>
+          <w:rStyle w:val="StringTok"/>
+        </w:rPr>
+        <w:t xml:space="preserve">"1. MALE"</w:t>
+      </w:r>
+      <w:r>
+        <w:rPr>
+          <w:rStyle w:val="NormalTok"/>
+        </w:rPr>
+        <w:t xml:space="preserve"> </w:t>
+      </w:r>
+      <w:r>
+        <w:rPr>
+          <w:rStyle w:val="OtherTok"/>
+        </w:rPr>
+        <w:t xml:space="preserve">=</w:t>
+      </w:r>
+      <w:r>
+        <w:rPr>
+          <w:rStyle w:val="NormalTok"/>
+        </w:rPr>
+        <w:t xml:space="preserve"> </w:t>
+      </w:r>
+      <w:r>
+        <w:rPr>
+          <w:rStyle w:val="StringTok"/>
+        </w:rPr>
+        <w:t xml:space="preserve">"Homme"</w:t>
+      </w:r>
+      <w:r>
+        <w:rPr>
+          <w:rStyle w:val="NormalTok"/>
+        </w:rPr>
+        <w:t xml:space="preserve">,</w:t>
+      </w:r>
+      <w:r>
+        <w:br/>
+      </w:r>
+      <w:r>
+        <w:rPr>
+          <w:rStyle w:val="NormalTok"/>
+        </w:rPr>
+        <w:t xml:space="preserve">                  </w:t>
+      </w:r>
+      <w:r>
+        <w:rPr>
+          <w:rStyle w:val="StringTok"/>
+        </w:rPr>
+        <w:t xml:space="preserve">"2. FEMALE"</w:t>
+      </w:r>
+      <w:r>
+        <w:rPr>
+          <w:rStyle w:val="NormalTok"/>
+        </w:rPr>
+        <w:t xml:space="preserve"> </w:t>
+      </w:r>
+      <w:r>
+        <w:rPr>
+          <w:rStyle w:val="OtherTok"/>
+        </w:rPr>
+        <w:t xml:space="preserve">=</w:t>
+      </w:r>
+      <w:r>
+        <w:rPr>
+          <w:rStyle w:val="NormalTok"/>
+        </w:rPr>
+        <w:t xml:space="preserve"> </w:t>
+      </w:r>
+      <w:r>
+        <w:rPr>
+          <w:rStyle w:val="StringTok"/>
+        </w:rPr>
+        <w:t xml:space="preserve">"Femme"</w:t>
+      </w:r>
+      <w:r>
+        <w:rPr>
+          <w:rStyle w:val="NormalTok"/>
+        </w:rPr>
+        <w:t xml:space="preserve">),</w:t>
       </w:r>
       <w:r>
         <w:br/>
@@ -3123,7 +3231,31 @@
         <w:rPr>
           <w:rStyle w:val="NormalTok"/>
         </w:rPr>
-        <w:t xml:space="preserve">))</w:t>
+        <w:t xml:space="preserve">), </w:t>
+      </w:r>
+      <w:r>
+        <w:rPr>
+          <w:rStyle w:val="AttributeTok"/>
+        </w:rPr>
+        <w:t xml:space="preserve">right =</w:t>
+      </w:r>
+      <w:r>
+        <w:rPr>
+          <w:rStyle w:val="NormalTok"/>
+        </w:rPr>
+        <w:t xml:space="preserve"> </w:t>
+      </w:r>
+      <w:r>
+        <w:rPr>
+          <w:rStyle w:val="ConstantTok"/>
+        </w:rPr>
+        <w:t xml:space="preserve">FALSE</w:t>
+      </w:r>
+      <w:r>
+        <w:rPr>
+          <w:rStyle w:val="NormalTok"/>
+        </w:rPr>
+        <w:t xml:space="preserve">)</w:t>
       </w:r>
       <w:r>
         <w:br/>
@@ -3153,6 +3285,51 @@
         <w:rPr>
           <w:rStyle w:val="FunctionTok"/>
         </w:rPr>
+        <w:t xml:space="preserve">filter</w:t>
+      </w:r>
+      <w:r>
+        <w:rPr>
+          <w:rStyle w:val="NormalTok"/>
+        </w:rPr>
+        <w:t xml:space="preserve">(</w:t>
+      </w:r>
+      <w:r>
+        <w:rPr>
+          <w:rStyle w:val="SpecialCharTok"/>
+        </w:rPr>
+        <w:t xml:space="preserve">!</w:t>
+      </w:r>
+      <w:r>
+        <w:rPr>
+          <w:rStyle w:val="FunctionTok"/>
+        </w:rPr>
+        <w:t xml:space="preserve">is.na</w:t>
+      </w:r>
+      <w:r>
+        <w:rPr>
+          <w:rStyle w:val="NormalTok"/>
+        </w:rPr>
+        <w:t xml:space="preserve">(age_group)) </w:t>
+      </w:r>
+      <w:r>
+        <w:rPr>
+          <w:rStyle w:val="SpecialCharTok"/>
+        </w:rPr>
+        <w:t xml:space="preserve">%&gt;%</w:t>
+      </w:r>
+      <w:r>
+        <w:br/>
+      </w:r>
+      <w:r>
+        <w:rPr>
+          <w:rStyle w:val="NormalTok"/>
+        </w:rPr>
+        <w:t xml:space="preserve">  </w:t>
+      </w:r>
+      <w:r>
+        <w:rPr>
+          <w:rStyle w:val="FunctionTok"/>
+        </w:rPr>
         <w:t xml:space="preserve">group_by</w:t>
       </w:r>
       <w:r>
@@ -3331,27 +3508,69 @@
       </w:r>
       <w:r>
         <w:rPr>
-          <w:rStyle w:val="NormalTok"/>
-        </w:rPr>
-        <w:t xml:space="preserve">data_pyramid </w:t>
-      </w:r>
-      <w:r>
-        <w:rPr>
-          <w:rStyle w:val="OtherTok"/>
-        </w:rPr>
-        <w:t xml:space="preserve">&lt;-</w:t>
-      </w:r>
-      <w:r>
-        <w:rPr>
-          <w:rStyle w:val="NormalTok"/>
-        </w:rPr>
-        <w:t xml:space="preserve"> data_pyramid </w:t>
+          <w:rStyle w:val="FunctionTok"/>
+        </w:rPr>
+        <w:t xml:space="preserve">ggplot</w:t>
+      </w:r>
+      <w:r>
+        <w:rPr>
+          <w:rStyle w:val="NormalTok"/>
+        </w:rPr>
+        <w:t xml:space="preserve">(data_pyramid, </w:t>
+      </w:r>
+      <w:r>
+        <w:rPr>
+          <w:rStyle w:val="FunctionTok"/>
+        </w:rPr>
+        <w:t xml:space="preserve">aes</w:t>
+      </w:r>
+      <w:r>
+        <w:rPr>
+          <w:rStyle w:val="NormalTok"/>
+        </w:rPr>
+        <w:t xml:space="preserve">(</w:t>
+      </w:r>
+      <w:r>
+        <w:rPr>
+          <w:rStyle w:val="AttributeTok"/>
+        </w:rPr>
+        <w:t xml:space="preserve">x =</w:t>
+      </w:r>
+      <w:r>
+        <w:rPr>
+          <w:rStyle w:val="NormalTok"/>
+        </w:rPr>
+        <w:t xml:space="preserve"> age_group, </w:t>
+      </w:r>
+      <w:r>
+        <w:rPr>
+          <w:rStyle w:val="AttributeTok"/>
+        </w:rPr>
+        <w:t xml:space="preserve">y =</w:t>
+      </w:r>
+      <w:r>
+        <w:rPr>
+          <w:rStyle w:val="NormalTok"/>
+        </w:rPr>
+        <w:t xml:space="preserve"> pop, </w:t>
+      </w:r>
+      <w:r>
+        <w:rPr>
+          <w:rStyle w:val="AttributeTok"/>
+        </w:rPr>
+        <w:t xml:space="preserve">fill =</w:t>
+      </w:r>
+      <w:r>
+        <w:rPr>
+          <w:rStyle w:val="NormalTok"/>
+        </w:rPr>
+        <w:t xml:space="preserve"> sexe)) </w:t>
       </w:r>
       <w:r>
         <w:rPr>
           <w:rStyle w:val="SpecialCharTok"/>
         </w:rPr>
-        <w:t xml:space="preserve">%&gt;%</w:t>
+        <w:t xml:space="preserve">+</w:t>
       </w:r>
       <w:r>
         <w:br/>
@@ -3366,7 +3585,7 @@
         <w:rPr>
           <w:rStyle w:val="FunctionTok"/>
         </w:rPr>
-        <w:t xml:space="preserve">mutate</w:t>
+        <w:t xml:space="preserve">geom_col</w:t>
       </w:r>
       <w:r>
         <w:rPr>
@@ -3378,160 +3597,7 @@
         <w:rPr>
           <w:rStyle w:val="AttributeTok"/>
         </w:rPr>
-        <w:t xml:space="preserve">pop =</w:t>
-      </w:r>
-      <w:r>
-        <w:rPr>
-          <w:rStyle w:val="NormalTok"/>
-        </w:rPr>
-        <w:t xml:space="preserve"> </w:t>
-      </w:r>
-      <w:r>
-        <w:rPr>
-          <w:rStyle w:val="FunctionTok"/>
-        </w:rPr>
-        <w:t xml:space="preserve">ifelse</w:t>
-      </w:r>
-      <w:r>
-        <w:rPr>
-          <w:rStyle w:val="NormalTok"/>
-        </w:rPr>
-        <w:t xml:space="preserve">(sexe </w:t>
-      </w:r>
-      <w:r>
-        <w:rPr>
-          <w:rStyle w:val="SpecialCharTok"/>
-        </w:rPr>
-        <w:t xml:space="preserve">==</w:t>
-      </w:r>
-      <w:r>
-        <w:rPr>
-          <w:rStyle w:val="NormalTok"/>
-        </w:rPr>
-        <w:t xml:space="preserve"> </w:t>
-      </w:r>
-      <w:r>
-        <w:rPr>
-          <w:rStyle w:val="DecValTok"/>
-        </w:rPr>
-        <w:t xml:space="preserve">1</w:t>
-      </w:r>
-      <w:r>
-        <w:rPr>
-          <w:rStyle w:val="NormalTok"/>
-        </w:rPr>
-        <w:t xml:space="preserve">, </w:t>
-      </w:r>
-      <w:r>
-        <w:rPr>
-          <w:rStyle w:val="SpecialCharTok"/>
-        </w:rPr>
-        <w:t xml:space="preserve">-</w:t>
-      </w:r>
-      <w:r>
-        <w:rPr>
-          <w:rStyle w:val="NormalTok"/>
-        </w:rPr>
-        <w:t xml:space="preserve">pop, pop)) </w:t>
-      </w:r>
-      <w:r>
-        <w:br/>
-      </w:r>
-      <w:r>
-        <w:br/>
-      </w:r>
-      <w:r>
-        <w:rPr>
-          <w:rStyle w:val="FunctionTok"/>
-        </w:rPr>
-        <w:t xml:space="preserve">ggplot</w:t>
-      </w:r>
-      <w:r>
-        <w:rPr>
-          <w:rStyle w:val="NormalTok"/>
-        </w:rPr>
-        <w:t xml:space="preserve">(data_pyramid, </w:t>
-      </w:r>
-      <w:r>
-        <w:rPr>
-          <w:rStyle w:val="FunctionTok"/>
-        </w:rPr>
-        <w:t xml:space="preserve">aes</w:t>
-      </w:r>
-      <w:r>
-        <w:rPr>
-          <w:rStyle w:val="NormalTok"/>
-        </w:rPr>
-        <w:t xml:space="preserve">(</w:t>
-      </w:r>
-      <w:r>
-        <w:rPr>
-          <w:rStyle w:val="AttributeTok"/>
-        </w:rPr>
-        <w:t xml:space="preserve">x =</w:t>
-      </w:r>
-      <w:r>
-        <w:rPr>
-          <w:rStyle w:val="NormalTok"/>
-        </w:rPr>
-        <w:t xml:space="preserve"> age_group, </w:t>
-      </w:r>
-      <w:r>
-        <w:rPr>
-          <w:rStyle w:val="AttributeTok"/>
-        </w:rPr>
-        <w:t xml:space="preserve">y =</w:t>
-      </w:r>
-      <w:r>
-        <w:rPr>
-          <w:rStyle w:val="NormalTok"/>
-        </w:rPr>
-        <w:t xml:space="preserve"> pop, </w:t>
-      </w:r>
-      <w:r>
-        <w:rPr>
-          <w:rStyle w:val="AttributeTok"/>
-        </w:rPr>
-        <w:t xml:space="preserve">fill =</w:t>
-      </w:r>
-      <w:r>
-        <w:rPr>
-          <w:rStyle w:val="NormalTok"/>
-        </w:rPr>
-        <w:t xml:space="preserve"> sexe)) </w:t>
-      </w:r>
-      <w:r>
-        <w:rPr>
-          <w:rStyle w:val="SpecialCharTok"/>
-        </w:rPr>
-        <w:t xml:space="preserve">+</w:t>
-      </w:r>
-      <w:r>
-        <w:br/>
-      </w:r>
-      <w:r>
-        <w:rPr>
-          <w:rStyle w:val="NormalTok"/>
-        </w:rPr>
-        <w:t xml:space="preserve">  </w:t>
-      </w:r>
-      <w:r>
-        <w:rPr>
-          <w:rStyle w:val="FunctionTok"/>
-        </w:rPr>
-        <w:t xml:space="preserve">geom_bar</w:t>
-      </w:r>
-      <w:r>
-        <w:rPr>
-          <w:rStyle w:val="NormalTok"/>
-        </w:rPr>
-        <w:t xml:space="preserve">(</w:t>
-      </w:r>
-      <w:r>
-        <w:rPr>
-          <w:rStyle w:val="AttributeTok"/>
-        </w:rPr>
-        <w:t xml:space="preserve">stat =</w:t>
+        <w:t xml:space="preserve">position =</w:t>
       </w:r>
       <w:r>
         <w:rPr>
